--- a/copyright/软件说明书.docx
+++ b/copyright/软件说明书.docx
@@ -2,372 +2,160 @@
 <file path=word/document.xml><?xml version="1.0" encoding="utf-8"?>
 <w:document xmlns:wpc="http://schemas.microsoft.com/office/word/2010/wordprocessingCanvas" xmlns:mo="http://schemas.microsoft.com/office/mac/office/2008/main" xmlns:mc="http://schemas.openxmlformats.org/markup-compatibility/2006" xmlns:mv="urn:schemas-microsoft-com:mac:vml" xmlns:o="urn:schemas-microsoft-com:office:office" xmlns:r="http://schemas.openxmlformats.org/officeDocument/2006/relationships" xmlns:m="http://schemas.openxmlformats.org/officeDocument/2006/math" xmlns:v="urn:schemas-microsoft-com:vml" xmlns:wp14="http://schemas.microsoft.com/office/word/2010/wordprocessingDrawing" xmlns:wp="http://schemas.openxmlformats.org/drawingml/2006/wordprocessingDrawing" xmlns:w10="urn:schemas-microsoft-com:office:word" xmlns:w="http://schemas.openxmlformats.org/wordprocessingml/2006/main" xmlns:w14="http://schemas.microsoft.com/office/word/2010/wordml" xmlns:wpg="http://schemas.microsoft.com/office/word/2010/wordprocessingGroup" xmlns:wpi="http://schemas.microsoft.com/office/word/2010/wordprocessingInk" xmlns:wne="http://schemas.microsoft.com/office/word/2006/wordml" xmlns:wps="http://schemas.microsoft.com/office/word/2010/wordprocessingShape" mc:Ignorable="w14 wp14">
   <w:body>
-    <w:p/>
-    <w:p/>
-    <w:p/>
-    <w:p/>
-    <w:p/>
-    <w:p/>
     <w:p>
       <w:pPr>
-        <w:jc w:val="center"/>
+        <w:pStyle w:val="Heading1"/>
       </w:pPr>
       <w:r>
         <w:rPr>
           <w:rFonts w:ascii="黑体" w:hAnsi="黑体" w:eastAsia="黑体"/>
-          <w:b/>
-          <w:sz w:val="52"/>
+          <w:sz w:val="24"/>
         </w:rPr>
-        <w:t>Fieldnotes Lite 田野笔记管理软件 V1.0</w:t>
+        <w:t>田野笔记管理工具软件 操作说明书</w:t>
       </w:r>
     </w:p>
     <w:p>
       <w:pPr>
-        <w:jc w:val="center"/>
+        <w:pStyle w:val="Heading2"/>
       </w:pPr>
       <w:r>
         <w:rPr>
           <w:rFonts w:ascii="黑体" w:hAnsi="黑体" w:eastAsia="黑体"/>
-          <w:sz w:val="44"/>
+          <w:sz w:val="24"/>
         </w:rPr>
-        <w:t>软件说明书</w:t>
-      </w:r>
-    </w:p>
-    <w:p/>
-    <w:p/>
-    <w:p/>
-    <w:p/>
-    <w:p>
-      <w:pPr>
-        <w:jc w:val="center"/>
-      </w:pPr>
-      <w:r>
-        <w:rPr>
-          <w:rFonts w:ascii="宋体" w:hAnsi="宋体" w:eastAsia="宋体"/>
-          <w:sz w:val="28"/>
-        </w:rPr>
-        <w:t>开发者：吕珊珊</w:t>
+        <w:t>1 引言</w:t>
       </w:r>
     </w:p>
     <w:p>
       <w:pPr>
-        <w:jc w:val="center"/>
+        <w:pStyle w:val="Heading3"/>
       </w:pPr>
       <w:r>
         <w:rPr>
-          <w:rFonts w:ascii="宋体" w:hAnsi="宋体" w:eastAsia="宋体"/>
-          <w:sz w:val="28"/>
+          <w:rFonts w:ascii="黑体" w:hAnsi="黑体" w:eastAsia="黑体"/>
+          <w:sz w:val="24"/>
         </w:rPr>
-        <w:t>版本：V1.0</w:t>
+        <w:t>1.1 软件概述</w:t>
       </w:r>
     </w:p>
     <w:p>
       <w:pPr>
-        <w:jc w:val="center"/>
-      </w:pPr>
-      <w:r>
-        <w:rPr>
-          <w:rFonts w:ascii="宋体" w:hAnsi="宋体" w:eastAsia="宋体"/>
-          <w:sz w:val="28"/>
-        </w:rPr>
-        <w:t>日期：2025年6月</w:t>
-      </w:r>
-    </w:p>
-    <w:p>
-      <w:r>
-        <w:br w:type="page"/>
-      </w:r>
-    </w:p>
-    <w:p>
-      <w:pPr>
-        <w:pStyle w:val="Heading1"/>
-      </w:pPr>
-      <w:r>
-        <w:rPr>
-          <w:rFonts w:ascii="黑体" w:hAnsi="黑体" w:eastAsia="黑体"/>
-        </w:rPr>
-        <w:t>1  引言</w:t>
-      </w:r>
-    </w:p>
-    <w:p>
-      <w:pPr>
-        <w:pStyle w:val="Heading2"/>
-      </w:pPr>
-      <w:r>
-        <w:rPr>
-          <w:rFonts w:ascii="黑体" w:hAnsi="黑体" w:eastAsia="黑体"/>
-        </w:rPr>
-        <w:t>1.1  编写目的</w:t>
-      </w:r>
-    </w:p>
-    <w:p>
-      <w:pPr>
-        <w:spacing w:after="120" w:before="0" w:line="440" w:lineRule="exact"/>
         <w:ind w:firstLine="420"/>
-      </w:pPr>
-      <w:r>
-        <w:rPr>
-          <w:rFonts w:ascii="宋体" w:hAnsi="宋体" w:eastAsia="宋体"/>
-          <w:b w:val="0"/>
-          <w:sz w:val="24"/>
-        </w:rPr>
-        <w:t>本文档是 Fieldnotes Lite 田野笔记管理软件 V1.0 的软件说明书，旨在详细描述软件的功能、运行环境和操作方法，为用户提供使用指导，同时作为软件著作权登记的申请材料之一。</w:t>
-      </w:r>
-    </w:p>
-    <w:p>
-      <w:pPr>
-        <w:pStyle w:val="Heading2"/>
-      </w:pPr>
-      <w:r>
-        <w:rPr>
-          <w:rFonts w:ascii="黑体" w:hAnsi="黑体" w:eastAsia="黑体"/>
-        </w:rPr>
-        <w:t>1.2  软件标识</w:t>
-      </w:r>
-    </w:p>
-    <w:p>
-      <w:pPr>
-        <w:spacing w:after="120" w:before="0" w:line="440" w:lineRule="exact"/>
-        <w:ind w:firstLine="420"/>
-      </w:pPr>
-      <w:r>
-        <w:rPr>
-          <w:rFonts w:ascii="宋体" w:hAnsi="宋体" w:eastAsia="宋体"/>
-          <w:b w:val="0"/>
-          <w:sz w:val="24"/>
-        </w:rPr>
-        <w:t>软件全称：Fieldnotes Lite 田野笔记管理软件 V1.0</w:t>
-      </w:r>
-    </w:p>
-    <w:p>
-      <w:pPr>
-        <w:spacing w:after="120" w:before="0" w:line="440" w:lineRule="exact"/>
-        <w:ind w:firstLine="420"/>
-      </w:pPr>
-      <w:r>
-        <w:rPr>
-          <w:rFonts w:ascii="宋体" w:hAnsi="宋体" w:eastAsia="宋体"/>
-          <w:b w:val="0"/>
-          <w:sz w:val="24"/>
-        </w:rPr>
-        <w:t>软件简称：Fieldnotes Lite</w:t>
-      </w:r>
-    </w:p>
-    <w:p>
-      <w:pPr>
-        <w:spacing w:after="120" w:before="0" w:line="440" w:lineRule="exact"/>
-        <w:ind w:firstLine="420"/>
-      </w:pPr>
-      <w:r>
-        <w:rPr>
-          <w:rFonts w:ascii="宋体" w:hAnsi="宋体" w:eastAsia="宋体"/>
-          <w:b w:val="0"/>
-          <w:sz w:val="24"/>
-        </w:rPr>
-        <w:t>版本号：V1.0</w:t>
-      </w:r>
-    </w:p>
-    <w:p>
-      <w:pPr>
-        <w:pStyle w:val="Heading2"/>
-      </w:pPr>
-      <w:r>
-        <w:rPr>
-          <w:rFonts w:ascii="黑体" w:hAnsi="黑体" w:eastAsia="黑体"/>
-        </w:rPr>
-        <w:t>1.3  开发者</w:t>
-      </w:r>
-    </w:p>
-    <w:p>
-      <w:pPr>
-        <w:spacing w:after="120" w:before="0" w:line="440" w:lineRule="exact"/>
-        <w:ind w:firstLine="420"/>
-      </w:pPr>
-      <w:r>
-        <w:rPr>
-          <w:rFonts w:ascii="宋体" w:hAnsi="宋体" w:eastAsia="宋体"/>
-          <w:b w:val="0"/>
-          <w:sz w:val="24"/>
-        </w:rPr>
-        <w:t>开发者：吕珊珊</w:t>
-      </w:r>
-    </w:p>
-    <w:p>
-      <w:pPr>
-        <w:pStyle w:val="Heading1"/>
-      </w:pPr>
-      <w:r>
-        <w:rPr>
-          <w:rFonts w:ascii="黑体" w:hAnsi="黑体" w:eastAsia="黑体"/>
-        </w:rPr>
-        <w:t>2  软件概述</w:t>
-      </w:r>
-    </w:p>
-    <w:p>
-      <w:pPr>
-        <w:pStyle w:val="Heading2"/>
-      </w:pPr>
-      <w:r>
-        <w:rPr>
-          <w:rFonts w:ascii="黑体" w:hAnsi="黑体" w:eastAsia="黑体"/>
-        </w:rPr>
-        <w:t>2.1  软件用途</w:t>
-      </w:r>
-    </w:p>
-    <w:p>
-      <w:pPr>
-        <w:spacing w:after="120" w:before="0" w:line="440" w:lineRule="exact"/>
-        <w:ind w:firstLine="420"/>
-      </w:pPr>
-      <w:r>
-        <w:rPr>
-          <w:rFonts w:ascii="宋体" w:hAnsi="宋体" w:eastAsia="宋体"/>
-          <w:b w:val="0"/>
-          <w:sz w:val="24"/>
-        </w:rPr>
-        <w:t>Fieldnotes Lite 是一款面向语言学田野调查研究的专业语料管理工具。软件为语言学研究人员提供了高效、直观的田野调查数据管理方案，支持语料的录入、编辑、分类、搜索、导出等核心功能。软件还集成了人工智能辅助功能，可帮助研究人员进行词汇分解和智能翻译，大幅提升田野调查的工作效率。</w:t>
-      </w:r>
-    </w:p>
-    <w:p>
-      <w:pPr>
-        <w:pStyle w:val="Heading2"/>
-      </w:pPr>
-      <w:r>
-        <w:rPr>
-          <w:rFonts w:ascii="黑体" w:hAnsi="黑体" w:eastAsia="黑体"/>
-        </w:rPr>
-        <w:t>2.2  主要功能</w:t>
-      </w:r>
-    </w:p>
-    <w:p>
-      <w:pPr>
-        <w:spacing w:after="120" w:before="0" w:line="440" w:lineRule="exact"/>
-        <w:ind w:firstLine="420"/>
-      </w:pPr>
-      <w:r>
-        <w:rPr>
-          <w:rFonts w:ascii="宋体" w:hAnsi="宋体" w:eastAsia="宋体"/>
-          <w:b w:val="0"/>
-          <w:sz w:val="24"/>
-        </w:rPr>
-        <w:t>本软件提供以下主要功能：</w:t>
-      </w:r>
-    </w:p>
-    <w:p>
-      <w:pPr>
-        <w:pStyle w:val="ListBullet"/>
-        <w:spacing w:after="40" w:line="440" w:lineRule="exact"/>
       </w:pPr>
       <w:r>
         <w:rPr>
           <w:rFonts w:ascii="宋体" w:hAnsi="宋体" w:eastAsia="宋体"/>
           <w:sz w:val="24"/>
         </w:rPr>
-        <w:t>语料数据管理：支持语料的增加、删除、修改、查询，支持分类和标签管理</w:t>
+        <w:t>田野笔记管理工具软件（Fieldnotes Lite）是一款面向语言学研究者的专业语料数据管理桌面应用程序。本软件旨在解决田野调查数据、方言语料、少数民族语言记录等场景中，研究人员需要高效管理带有国际音标（IPA）和语法注释的语料数据的需求。</w:t>
       </w:r>
     </w:p>
     <w:p>
       <w:pPr>
-        <w:pStyle w:val="ListBullet"/>
-        <w:spacing w:after="40" w:line="440" w:lineRule="exact"/>
+        <w:ind w:firstLine="420"/>
       </w:pPr>
       <w:r>
         <w:rPr>
           <w:rFonts w:ascii="宋体" w:hAnsi="宋体" w:eastAsia="宋体"/>
           <w:sz w:val="24"/>
         </w:rPr>
-        <w:t>IPA 音标工具栏：提供国际音标（IPA）快速输入工具，涵盖元音、辅音、声调、变音符等</w:t>
+        <w:t>本软件采用 Python 语言开发，基于 PyQt6 图形界面框架构建，使用 SQLite 数据库进行本地数据存储。软件支持四种语料类型（单词、单句、语篇、对话）的录入与管理，提供全文检索与标签筛选功能，支持将语料导出为符合 Leipzig Glossing Rules 的 Word 文档格式，并集成了多种大语言模型（AI）辅助分析功能。</w:t>
       </w:r>
     </w:p>
     <w:p>
       <w:pPr>
-        <w:pStyle w:val="ListBullet"/>
-        <w:spacing w:after="40" w:line="440" w:lineRule="exact"/>
+        <w:pStyle w:val="Heading3"/>
+      </w:pPr>
+      <w:r>
+        <w:rPr>
+          <w:rFonts w:ascii="黑体" w:hAnsi="黑体" w:eastAsia="黑体"/>
+          <w:sz w:val="24"/>
+        </w:rPr>
+        <w:t>1.2 运行环境</w:t>
+      </w:r>
+    </w:p>
+    <w:p>
+      <w:pPr>
+        <w:ind w:firstLine="420"/>
       </w:pPr>
       <w:r>
         <w:rPr>
           <w:rFonts w:ascii="宋体" w:hAnsi="宋体" w:eastAsia="宋体"/>
           <w:sz w:val="24"/>
         </w:rPr>
-        <w:t>搜索与筛选：支持全文搜索、字段搜索和高亮显示</w:t>
+        <w:t>本软件支持以下操作系统平台：</w:t>
       </w:r>
     </w:p>
     <w:p>
       <w:pPr>
-        <w:pStyle w:val="ListBullet"/>
-        <w:spacing w:after="40" w:line="440" w:lineRule="exact"/>
+        <w:ind w:firstLine="420"/>
       </w:pPr>
       <w:r>
         <w:rPr>
           <w:rFonts w:ascii="宋体" w:hAnsi="宋体" w:eastAsia="宋体"/>
           <w:sz w:val="24"/>
         </w:rPr>
-        <w:t>数据导出：支持导出为 Word 文档、CSV 文件和 JSON 文件</w:t>
+        <w:t>- macOS 10.15（Catalina）及更高版本 - Windows 10/11（64位） - Linux（Ubuntu 20.04+、Debian 11+、Arch、Fedora 等主流发行版）</w:t>
       </w:r>
     </w:p>
     <w:p>
       <w:pPr>
-        <w:pStyle w:val="ListBullet"/>
-        <w:spacing w:after="40" w:line="440" w:lineRule="exact"/>
+        <w:ind w:firstLine="420"/>
       </w:pPr>
       <w:r>
         <w:rPr>
           <w:rFonts w:ascii="宋体" w:hAnsi="宋体" w:eastAsia="宋体"/>
           <w:sz w:val="24"/>
         </w:rPr>
-        <w:t>AI 辅助功能：集成多种大语言模型，提供词汇分解和智能翻译功能</w:t>
+        <w:t>运行本软件需要以下基础环境：</w:t>
       </w:r>
     </w:p>
     <w:p>
       <w:pPr>
-        <w:pStyle w:val="ListBullet"/>
-        <w:spacing w:after="40" w:line="440" w:lineRule="exact"/>
+        <w:ind w:firstLine="420"/>
       </w:pPr>
       <w:r>
         <w:rPr>
           <w:rFonts w:ascii="宋体" w:hAnsi="宋体" w:eastAsia="宋体"/>
           <w:sz w:val="24"/>
         </w:rPr>
-        <w:t>界面主题：支持深色模式和浅色模式切换</w:t>
+        <w:t>- Python 3.11 及以上版本 - PyQt6 6.6.1 及以上版本 - python-docx 1.1.0 及以上版本 - pandas 2.2.0 及以上版本</w:t>
       </w:r>
     </w:p>
     <w:p>
       <w:pPr>
-        <w:pStyle w:val="ListBullet"/>
-        <w:spacing w:after="40" w:line="440" w:lineRule="exact"/>
+        <w:ind w:firstLine="420"/>
       </w:pPr>
       <w:r>
         <w:rPr>
           <w:rFonts w:ascii="宋体" w:hAnsi="宋体" w:eastAsia="宋体"/>
           <w:sz w:val="24"/>
         </w:rPr>
-        <w:t>数据备份与恢复：支持数据库的自动备份和手动恢复</w:t>
+        <w:t>如使用 AI 辅助功能，还需要安装：</w:t>
       </w:r>
     </w:p>
     <w:p>
       <w:pPr>
-        <w:pStyle w:val="ListBullet"/>
-        <w:spacing w:after="40" w:line="440" w:lineRule="exact"/>
+        <w:ind w:firstLine="420"/>
       </w:pPr>
       <w:r>
         <w:rPr>
           <w:rFonts w:ascii="宋体" w:hAnsi="宋体" w:eastAsia="宋体"/>
           <w:sz w:val="24"/>
         </w:rPr>
-        <w:t>打印功能：支持语料数据的格式化打印输出</w:t>
+        <w:t>- anthropic SDK 0.42.0 及以上版本（用于 Claude API） - keyring 25.0.0 及以上版本（用于安全存储 API 密钥）</w:t>
       </w:r>
     </w:p>
     <w:p>
       <w:pPr>
-        <w:pStyle w:val="ListBullet"/>
-        <w:spacing w:after="40" w:line="440" w:lineRule="exact"/>
+        <w:ind w:firstLine="420"/>
       </w:pPr>
       <w:r>
         <w:rPr>
           <w:rFonts w:ascii="宋体" w:hAnsi="宋体" w:eastAsia="宋体"/>
           <w:sz w:val="24"/>
         </w:rPr>
-        <w:t>数据完整性检查：提供数据库完整性校验功能</w:t>
+        <w:t>本软件同时提供预编译版本（无需安装 Python 环境），可在上述操作系统上直接运行。</w:t>
       </w:r>
     </w:p>
     <w:p>
@@ -377,1441 +165,2471 @@
       <w:r>
         <w:rPr>
           <w:rFonts w:ascii="黑体" w:hAnsi="黑体" w:eastAsia="黑体"/>
+          <w:sz w:val="24"/>
         </w:rPr>
-        <w:t>2.3  技术架构</w:t>
+        <w:t>2 软件安装与配置</w:t>
       </w:r>
     </w:p>
     <w:p>
       <w:pPr>
-        <w:spacing w:after="120" w:before="0" w:line="440" w:lineRule="exact"/>
-        <w:ind w:firstLine="420"/>
+        <w:pStyle w:val="Heading3"/>
       </w:pPr>
       <w:r>
         <w:rPr>
-          <w:rFonts w:ascii="宋体" w:hAnsi="宋体" w:eastAsia="宋体"/>
-          <w:b w:val="0"/>
+          <w:rFonts w:ascii="黑体" w:hAnsi="黑体" w:eastAsia="黑体"/>
           <w:sz w:val="24"/>
         </w:rPr>
-        <w:t>本软件采用 Python 语言开发，使用 PyQt6 框架构建图形用户界面，使用 SQLite 数据库进行本地数据存储。主要技术栈如下：</w:t>
+        <w:t>2.1 预编译版本安装</w:t>
       </w:r>
     </w:p>
     <w:p>
       <w:pPr>
-        <w:pStyle w:val="ListBullet"/>
-        <w:spacing w:after="40" w:line="440" w:lineRule="exact"/>
+        <w:ind w:firstLine="420"/>
       </w:pPr>
       <w:r>
         <w:rPr>
           <w:rFonts w:ascii="宋体" w:hAnsi="宋体" w:eastAsia="宋体"/>
           <w:sz w:val="24"/>
         </w:rPr>
-        <w:t>编程语言：Python 3.11+</w:t>
+        <w:t>预编译版本是最简便的安装方式，无需安装 Python 及任何依赖包。用户可从软件发布页面下载对应操作系统的安装包。</w:t>
       </w:r>
     </w:p>
     <w:p>
       <w:pPr>
-        <w:pStyle w:val="ListBullet"/>
-        <w:spacing w:after="40" w:line="440" w:lineRule="exact"/>
+        <w:ind w:firstLine="420"/>
       </w:pPr>
       <w:r>
         <w:rPr>
           <w:rFonts w:ascii="宋体" w:hAnsi="宋体" w:eastAsia="宋体"/>
           <w:sz w:val="24"/>
         </w:rPr>
-        <w:t>GUI 框架：PyQt6 6.x</w:t>
+        <w:t>Windows 平台安装步骤如下：</w:t>
       </w:r>
     </w:p>
     <w:p>
       <w:pPr>
-        <w:pStyle w:val="ListBullet"/>
-        <w:spacing w:after="40" w:line="440" w:lineRule="exact"/>
+        <w:ind w:firstLine="420"/>
       </w:pPr>
       <w:r>
         <w:rPr>
           <w:rFonts w:ascii="宋体" w:hAnsi="宋体" w:eastAsia="宋体"/>
           <w:sz w:val="24"/>
         </w:rPr>
-        <w:t>数据库：SQLite 3</w:t>
+        <w:t>（1）下载 Fieldnotes-Windows.zip 压缩包。</w:t>
       </w:r>
     </w:p>
     <w:p>
       <w:pPr>
-        <w:pStyle w:val="ListBullet"/>
-        <w:spacing w:after="40" w:line="440" w:lineRule="exact"/>
+        <w:ind w:firstLine="420"/>
       </w:pPr>
       <w:r>
         <w:rPr>
           <w:rFonts w:ascii="宋体" w:hAnsi="宋体" w:eastAsia="宋体"/>
           <w:sz w:val="24"/>
         </w:rPr>
-        <w:t>文档生成：python-docx</w:t>
+        <w:t>（2）将压缩包解压到任意目录。</w:t>
       </w:r>
     </w:p>
     <w:p>
       <w:pPr>
-        <w:pStyle w:val="ListBullet"/>
-        <w:spacing w:after="40" w:line="440" w:lineRule="exact"/>
+        <w:ind w:firstLine="420"/>
       </w:pPr>
       <w:r>
         <w:rPr>
           <w:rFonts w:ascii="宋体" w:hAnsi="宋体" w:eastAsia="宋体"/>
           <w:sz w:val="24"/>
         </w:rPr>
-        <w:t>数据处理：pandas</w:t>
+        <w:t>（3）双击解压目录中的 Fieldnotes.exe 文件即可启动软件。</w:t>
       </w:r>
     </w:p>
     <w:p>
       <w:pPr>
-        <w:pStyle w:val="ListBullet"/>
-        <w:spacing w:after="40" w:line="440" w:lineRule="exact"/>
+        <w:ind w:firstLine="420"/>
       </w:pPr>
       <w:r>
         <w:rPr>
           <w:rFonts w:ascii="宋体" w:hAnsi="宋体" w:eastAsia="宋体"/>
           <w:sz w:val="24"/>
         </w:rPr>
-        <w:t>AI 接口：支持 Claude API、OpenAI 兼容协议、Ollama 本地推理</w:t>
+        <w:t>[截图位置：Windows 版本解压后的目录结构]</w:t>
       </w:r>
     </w:p>
     <w:p>
       <w:pPr>
-        <w:pStyle w:val="Heading1"/>
-      </w:pPr>
-      <w:r>
-        <w:rPr>
-          <w:rFonts w:ascii="黑体" w:hAnsi="黑体" w:eastAsia="黑体"/>
-        </w:rPr>
-        <w:t>3  运行环境</w:t>
-      </w:r>
-    </w:p>
-    <w:p>
-      <w:pPr>
-        <w:pStyle w:val="Heading2"/>
-      </w:pPr>
-      <w:r>
-        <w:rPr>
-          <w:rFonts w:ascii="黑体" w:hAnsi="黑体" w:eastAsia="黑体"/>
-        </w:rPr>
-        <w:t>3.1  硬件环境</w:t>
-      </w:r>
-    </w:p>
-    <w:p>
-      <w:pPr>
-        <w:pStyle w:val="ListBullet"/>
-        <w:spacing w:after="40" w:line="440" w:lineRule="exact"/>
+        <w:ind w:firstLine="420"/>
       </w:pPr>
       <w:r>
         <w:rPr>
           <w:rFonts w:ascii="宋体" w:hAnsi="宋体" w:eastAsia="宋体"/>
           <w:sz w:val="24"/>
         </w:rPr>
-        <w:t>处理器：Intel / Apple Silicon 64 位处理器</w:t>
+        <w:t>macOS 平台安装步骤如下：</w:t>
       </w:r>
     </w:p>
     <w:p>
       <w:pPr>
-        <w:pStyle w:val="ListBullet"/>
-        <w:spacing w:after="40" w:line="440" w:lineRule="exact"/>
+        <w:ind w:firstLine="420"/>
       </w:pPr>
       <w:r>
         <w:rPr>
           <w:rFonts w:ascii="宋体" w:hAnsi="宋体" w:eastAsia="宋体"/>
           <w:sz w:val="24"/>
         </w:rPr>
-        <w:t>内存：4 GB 及以上</w:t>
+        <w:t>（1）下载 Fieldnotes-macOS.tar.gz 压缩包。</w:t>
       </w:r>
     </w:p>
     <w:p>
       <w:pPr>
-        <w:pStyle w:val="ListBullet"/>
-        <w:spacing w:after="40" w:line="440" w:lineRule="exact"/>
+        <w:ind w:firstLine="420"/>
       </w:pPr>
       <w:r>
         <w:rPr>
           <w:rFonts w:ascii="宋体" w:hAnsi="宋体" w:eastAsia="宋体"/>
           <w:sz w:val="24"/>
         </w:rPr>
-        <w:t>硬盘空间：200 MB 及以上可用空间</w:t>
+        <w:t>（2）解压压缩包。</w:t>
       </w:r>
     </w:p>
     <w:p>
       <w:pPr>
-        <w:pStyle w:val="Heading2"/>
-      </w:pPr>
-      <w:r>
-        <w:rPr>
-          <w:rFonts w:ascii="黑体" w:hAnsi="黑体" w:eastAsia="黑体"/>
-        </w:rPr>
-        <w:t>3.2  软件环境</w:t>
-      </w:r>
-    </w:p>
-    <w:p>
-      <w:pPr>
-        <w:pStyle w:val="ListBullet"/>
-        <w:spacing w:after="40" w:line="440" w:lineRule="exact"/>
+        <w:ind w:firstLine="420"/>
       </w:pPr>
       <w:r>
         <w:rPr>
           <w:rFonts w:ascii="宋体" w:hAnsi="宋体" w:eastAsia="宋体"/>
           <w:sz w:val="24"/>
         </w:rPr>
-        <w:t>操作系统：macOS 10.13 及以上 / Windows 10 及以上</w:t>
+        <w:t>（3）双击 Fieldnotes.app 即可启动软件。</w:t>
       </w:r>
     </w:p>
     <w:p>
       <w:pPr>
-        <w:pStyle w:val="ListBullet"/>
-        <w:spacing w:after="40" w:line="440" w:lineRule="exact"/>
+        <w:ind w:firstLine="420"/>
       </w:pPr>
       <w:r>
         <w:rPr>
           <w:rFonts w:ascii="宋体" w:hAnsi="宋体" w:eastAsia="宋体"/>
           <w:sz w:val="24"/>
         </w:rPr>
-        <w:t>运行时环境：Python 3.11 及以上</w:t>
+        <w:t>[截图位置：macOS 版本的应用图标]</w:t>
       </w:r>
     </w:p>
     <w:p>
       <w:pPr>
-        <w:pStyle w:val="ListBullet"/>
-        <w:spacing w:after="40" w:line="440" w:lineRule="exact"/>
+        <w:ind w:firstLine="420"/>
       </w:pPr>
       <w:r>
         <w:rPr>
           <w:rFonts w:ascii="宋体" w:hAnsi="宋体" w:eastAsia="宋体"/>
           <w:sz w:val="24"/>
         </w:rPr>
-        <w:t>依赖库：PyQt6、python-docx、pandas</w:t>
+        <w:t>Linux 平台安装步骤如下：</w:t>
       </w:r>
     </w:p>
     <w:p>
       <w:pPr>
-        <w:pStyle w:val="Heading2"/>
-      </w:pPr>
-      <w:r>
-        <w:rPr>
-          <w:rFonts w:ascii="黑体" w:hAnsi="黑体" w:eastAsia="黑体"/>
-        </w:rPr>
-        <w:t>3.3  网络环境</w:t>
-      </w:r>
-    </w:p>
-    <w:p>
-      <w:pPr>
-        <w:spacing w:after="120" w:before="0" w:line="440" w:lineRule="exact"/>
         <w:ind w:firstLine="420"/>
-      </w:pPr>
-      <w:r>
-        <w:rPr>
-          <w:rFonts w:ascii="宋体" w:hAnsi="宋体" w:eastAsia="宋体"/>
-          <w:b w:val="0"/>
-          <w:sz w:val="24"/>
-        </w:rPr>
-        <w:t>软件的基本功能（语料管理、搜索、导出等）无需网络连接即可使用。AI 辅助功能中的在线模式（Claude API、OpenAI 兼容 API）需要互联网连接；本地模式（Ollama）无需互联网连接。</w:t>
-      </w:r>
-    </w:p>
-    <w:p>
-      <w:pPr>
-        <w:pStyle w:val="Heading1"/>
-      </w:pPr>
-      <w:r>
-        <w:rPr>
-          <w:rFonts w:ascii="黑体" w:hAnsi="黑体" w:eastAsia="黑体"/>
-        </w:rPr>
-        <w:t>4  功能说明</w:t>
-      </w:r>
-    </w:p>
-    <w:p>
-      <w:pPr>
-        <w:pStyle w:val="Heading2"/>
-      </w:pPr>
-      <w:r>
-        <w:rPr>
-          <w:rFonts w:ascii="黑体" w:hAnsi="黑体" w:eastAsia="黑体"/>
-        </w:rPr>
-        <w:t>4.1  语料数据管理</w:t>
-      </w:r>
-    </w:p>
-    <w:p>
-      <w:pPr>
-        <w:spacing w:after="120" w:before="0" w:line="440" w:lineRule="exact"/>
-        <w:ind w:firstLine="420"/>
-      </w:pPr>
-      <w:r>
-        <w:rPr>
-          <w:rFonts w:ascii="宋体" w:hAnsi="宋体" w:eastAsia="宋体"/>
-          <w:b w:val="0"/>
-          <w:sz w:val="24"/>
-        </w:rPr>
-        <w:t>语料数据管理是本软件的核心功能，提供完整的语料增删改查操作。每条语料记录包含以下字段：</w:t>
-      </w:r>
-    </w:p>
-    <w:p>
-      <w:pPr>
-        <w:pStyle w:val="ListBullet"/>
-        <w:spacing w:after="40" w:line="440" w:lineRule="exact"/>
       </w:pPr>
       <w:r>
         <w:rPr>
           <w:rFonts w:ascii="宋体" w:hAnsi="宋体" w:eastAsia="宋体"/>
           <w:sz w:val="24"/>
         </w:rPr>
-        <w:t>Example ID：语料编号，用于唯一标识每条语料</w:t>
+        <w:t>（1）下载 Fieldnotes-Linux-x86_64.tar.gz 压缩包。</w:t>
       </w:r>
     </w:p>
     <w:p>
       <w:pPr>
-        <w:pStyle w:val="ListBullet"/>
-        <w:spacing w:after="40" w:line="440" w:lineRule="exact"/>
+        <w:ind w:firstLine="420"/>
       </w:pPr>
       <w:r>
         <w:rPr>
           <w:rFonts w:ascii="宋体" w:hAnsi="宋体" w:eastAsia="宋体"/>
           <w:sz w:val="24"/>
         </w:rPr>
-        <w:t>Source Text / 原文：田野调查中记录的原始语言文本</w:t>
+        <w:t>（2）解压压缩包。</w:t>
       </w:r>
     </w:p>
     <w:p>
       <w:pPr>
-        <w:pStyle w:val="ListBullet"/>
-        <w:spacing w:after="40" w:line="440" w:lineRule="exact"/>
+        <w:ind w:firstLine="420"/>
       </w:pPr>
       <w:r>
         <w:rPr>
           <w:rFonts w:ascii="宋体" w:hAnsi="宋体" w:eastAsia="宋体"/>
           <w:sz w:val="24"/>
         </w:rPr>
-        <w:t>Source Text (CN) / 原文（中文）：原始语言文本的中文注释</w:t>
+        <w:t>（3）在终端中运行 ./Fieldnotes 命令启动软件。</w:t>
       </w:r>
     </w:p>
     <w:p>
       <w:pPr>
-        <w:pStyle w:val="ListBullet"/>
-        <w:spacing w:after="40" w:line="440" w:lineRule="exact"/>
+        <w:pStyle w:val="Heading3"/>
+      </w:pPr>
+      <w:r>
+        <w:rPr>
+          <w:rFonts w:ascii="黑体" w:hAnsi="黑体" w:eastAsia="黑体"/>
+          <w:sz w:val="24"/>
+        </w:rPr>
+        <w:t>2.2 源代码安装</w:t>
+      </w:r>
+    </w:p>
+    <w:p>
+      <w:pPr>
+        <w:ind w:firstLine="420"/>
       </w:pPr>
       <w:r>
         <w:rPr>
           <w:rFonts w:ascii="宋体" w:hAnsi="宋体" w:eastAsia="宋体"/>
           <w:sz w:val="24"/>
         </w:rPr>
-        <w:t>Gloss / 词注：词汇层面的逐词注释（英文）</w:t>
+        <w:t>对于开发者或有 Python 环境的用户，可通过 Poetry 包管理器安装。</w:t>
       </w:r>
     </w:p>
     <w:p>
       <w:pPr>
-        <w:pStyle w:val="ListBullet"/>
-        <w:spacing w:after="40" w:line="440" w:lineRule="exact"/>
+        <w:ind w:firstLine="420"/>
       </w:pPr>
       <w:r>
         <w:rPr>
           <w:rFonts w:ascii="宋体" w:hAnsi="宋体" w:eastAsia="宋体"/>
           <w:sz w:val="24"/>
         </w:rPr>
-        <w:t>Gloss (CN) / 词注（中文）：词汇层面的逐词注释（中文）</w:t>
+        <w:t>（1）安装 Poetry 包管理器。</w:t>
       </w:r>
     </w:p>
     <w:p>
       <w:pPr>
-        <w:pStyle w:val="ListBullet"/>
-        <w:spacing w:after="40" w:line="440" w:lineRule="exact"/>
+        <w:ind w:firstLine="420"/>
       </w:pPr>
       <w:r>
         <w:rPr>
           <w:rFonts w:ascii="宋体" w:hAnsi="宋体" w:eastAsia="宋体"/>
           <w:sz w:val="24"/>
         </w:rPr>
-        <w:t>Translation / 翻译：整句翻译（英文）</w:t>
+        <w:t>（2）克隆项目源代码仓库。</w:t>
       </w:r>
     </w:p>
     <w:p>
       <w:pPr>
-        <w:pStyle w:val="ListBullet"/>
-        <w:spacing w:after="40" w:line="440" w:lineRule="exact"/>
+        <w:ind w:firstLine="420"/>
       </w:pPr>
       <w:r>
         <w:rPr>
           <w:rFonts w:ascii="宋体" w:hAnsi="宋体" w:eastAsia="宋体"/>
           <w:sz w:val="24"/>
         </w:rPr>
-        <w:t>Translation (CN) / 翻译（中文）：整句翻译（中文）</w:t>
+        <w:t>（3）在项目目录下执行 poetry install 安装依赖。</w:t>
       </w:r>
     </w:p>
     <w:p>
       <w:pPr>
-        <w:pStyle w:val="ListBullet"/>
-        <w:spacing w:after="40" w:line="440" w:lineRule="exact"/>
+        <w:ind w:firstLine="420"/>
       </w:pPr>
       <w:r>
         <w:rPr>
           <w:rFonts w:ascii="宋体" w:hAnsi="宋体" w:eastAsia="宋体"/>
           <w:sz w:val="24"/>
         </w:rPr>
-        <w:t>Notes / 备注：研究人员的补充说明</w:t>
+        <w:t>（4）执行 poetry run python main.py 启动软件。</w:t>
       </w:r>
     </w:p>
     <w:p>
       <w:pPr>
-        <w:pStyle w:val="ListBullet"/>
-        <w:spacing w:after="40" w:line="440" w:lineRule="exact"/>
+        <w:ind w:firstLine="420"/>
       </w:pPr>
       <w:r>
         <w:rPr>
           <w:rFonts w:ascii="宋体" w:hAnsi="宋体" w:eastAsia="宋体"/>
           <w:sz w:val="24"/>
         </w:rPr>
-        <w:t>Tags / 标签：用于分类管理的标签，多个标签用逗号分隔</w:t>
+        <w:t>也可使用传统的虚拟环境方式：</w:t>
       </w:r>
     </w:p>
     <w:p>
       <w:pPr>
-        <w:spacing w:after="120" w:before="0" w:line="440" w:lineRule="exact"/>
         <w:ind w:firstLine="420"/>
-      </w:pPr>
-      <w:r>
-        <w:rPr>
-          <w:rFonts w:ascii="宋体" w:hAnsi="宋体" w:eastAsia="宋体"/>
-          <w:b w:val="0"/>
-          <w:sz w:val="24"/>
-        </w:rPr>
-        <w:t>用户可以通过主界面的工具栏按钮或快捷键进行语料的添加、编辑和删除操作。软件支持批量标签管理功能，可以同时为多条语料添加或移除标签。同时，软件内置语料去重功能，可检测并处理重复的语料记录。</w:t>
-      </w:r>
-    </w:p>
-    <w:p>
-      <w:pPr>
-        <w:pStyle w:val="Heading2"/>
-      </w:pPr>
-      <w:r>
-        <w:rPr>
-          <w:rFonts w:ascii="黑体" w:hAnsi="黑体" w:eastAsia="黑体"/>
-        </w:rPr>
-        <w:t>4.2  IPA 音标工具栏</w:t>
-      </w:r>
-    </w:p>
-    <w:p>
-      <w:pPr>
-        <w:spacing w:after="120" w:before="0" w:line="440" w:lineRule="exact"/>
-        <w:ind w:firstLine="420"/>
-      </w:pPr>
-      <w:r>
-        <w:rPr>
-          <w:rFonts w:ascii="宋体" w:hAnsi="宋体" w:eastAsia="宋体"/>
-          <w:b w:val="0"/>
-          <w:sz w:val="24"/>
-        </w:rPr>
-        <w:t>软件提供可折叠的 IPA（国际音标）符号输入工具栏，方便研究人员在录入语料时快速插入音标符号。工具栏按类别组织音标符号：</w:t>
-      </w:r>
-    </w:p>
-    <w:p>
-      <w:pPr>
-        <w:pStyle w:val="ListBullet"/>
-        <w:spacing w:after="40" w:line="440" w:lineRule="exact"/>
       </w:pPr>
       <w:r>
         <w:rPr>
           <w:rFonts w:ascii="宋体" w:hAnsi="宋体" w:eastAsia="宋体"/>
           <w:sz w:val="24"/>
         </w:rPr>
-        <w:t>元音：ɑ æ ɛ ə ɪ ɨ ɯ ɔ ø œ ʊ ʌ 等</w:t>
+        <w:t>（1）创建 Python 虚拟环境：python3 -m venv venv。</w:t>
       </w:r>
     </w:p>
     <w:p>
       <w:pPr>
-        <w:pStyle w:val="ListBullet"/>
-        <w:spacing w:after="40" w:line="440" w:lineRule="exact"/>
+        <w:ind w:firstLine="420"/>
       </w:pPr>
       <w:r>
         <w:rPr>
           <w:rFonts w:ascii="宋体" w:hAnsi="宋体" w:eastAsia="宋体"/>
           <w:sz w:val="24"/>
         </w:rPr>
-        <w:t>辅音：ŋ ɲ ɴ ʔ β ɸ θ ð ʃ ʒ ɕ ʑ ʂ ʐ 等</w:t>
+        <w:t>（2）激活虚拟环境。</w:t>
       </w:r>
     </w:p>
     <w:p>
       <w:pPr>
-        <w:pStyle w:val="ListBullet"/>
-        <w:spacing w:after="40" w:line="440" w:lineRule="exact"/>
+        <w:ind w:firstLine="420"/>
       </w:pPr>
       <w:r>
         <w:rPr>
           <w:rFonts w:ascii="宋体" w:hAnsi="宋体" w:eastAsia="宋体"/>
           <w:sz w:val="24"/>
         </w:rPr>
-        <w:t>声调：˥ ˦ ˧ ˨ ˩ 等声调标记</w:t>
+        <w:t>（3）安装依赖：pip install -r requirements.txt。</w:t>
       </w:r>
     </w:p>
     <w:p>
       <w:pPr>
-        <w:pStyle w:val="ListBullet"/>
-        <w:spacing w:after="40" w:line="440" w:lineRule="exact"/>
+        <w:ind w:firstLine="420"/>
       </w:pPr>
       <w:r>
         <w:rPr>
           <w:rFonts w:ascii="宋体" w:hAnsi="宋体" w:eastAsia="宋体"/>
           <w:sz w:val="24"/>
         </w:rPr>
-        <w:t>上标：⁰ ¹ ² ³ ⁴ ⁵ ⁶ ⁷ ⁸ ⁹</w:t>
+        <w:t>（4）启动软件：python main.py。</w:t>
       </w:r>
     </w:p>
     <w:p>
       <w:pPr>
-        <w:pStyle w:val="ListBullet"/>
-        <w:spacing w:after="40" w:line="440" w:lineRule="exact"/>
+        <w:pStyle w:val="Heading3"/>
+      </w:pPr>
+      <w:r>
+        <w:rPr>
+          <w:rFonts w:ascii="黑体" w:hAnsi="黑体" w:eastAsia="黑体"/>
+          <w:sz w:val="24"/>
+        </w:rPr>
+        <w:t>2.3 数据库初始化</w:t>
+      </w:r>
+    </w:p>
+    <w:p>
+      <w:pPr>
+        <w:ind w:firstLine="420"/>
       </w:pPr>
       <w:r>
         <w:rPr>
           <w:rFonts w:ascii="宋体" w:hAnsi="宋体" w:eastAsia="宋体"/>
           <w:sz w:val="24"/>
         </w:rPr>
-        <w:t>变音符：ʰ ʷ ʲ ʼ 等变音标记</w:t>
+        <w:t>软件首次启动时，会自动在用户主目录下创建 .fieldnote 目录，并在该目录中初始化 SQLite 数据库文件 corpus.db。数据库采用自动迁移机制，支持版本升级时自动添加新字段和索引，无需用户手动干预。</w:t>
       </w:r>
     </w:p>
     <w:p>
       <w:pPr>
-        <w:spacing w:after="120" w:before="0" w:line="440" w:lineRule="exact"/>
         <w:ind w:firstLine="420"/>
-      </w:pPr>
-      <w:r>
-        <w:rPr>
-          <w:rFonts w:ascii="宋体" w:hAnsi="宋体" w:eastAsia="宋体"/>
-          <w:b w:val="0"/>
-          <w:sz w:val="24"/>
-        </w:rPr>
-        <w:t>用户点击任意音标符号即可将其插入到当前活动的文本输入框中。</w:t>
-      </w:r>
-    </w:p>
-    <w:p>
-      <w:pPr>
-        <w:pStyle w:val="Heading2"/>
-      </w:pPr>
-      <w:r>
-        <w:rPr>
-          <w:rFonts w:ascii="黑体" w:hAnsi="黑体" w:eastAsia="黑体"/>
-        </w:rPr>
-        <w:t>4.3  搜索与筛选</w:t>
-      </w:r>
-    </w:p>
-    <w:p>
-      <w:pPr>
-        <w:spacing w:after="120" w:before="0" w:line="440" w:lineRule="exact"/>
-        <w:ind w:firstLine="420"/>
-      </w:pPr>
-      <w:r>
-        <w:rPr>
-          <w:rFonts w:ascii="宋体" w:hAnsi="宋体" w:eastAsia="宋体"/>
-          <w:b w:val="0"/>
-          <w:sz w:val="24"/>
-        </w:rPr>
-        <w:t>软件提供灵活的搜索与筛选功能，帮助研究人员快速定位所需语料：</w:t>
-      </w:r>
-    </w:p>
-    <w:p>
-      <w:pPr>
-        <w:spacing w:after="120" w:before="0" w:line="440" w:lineRule="exact"/>
-        <w:ind w:firstLine="420"/>
-      </w:pPr>
-      <w:r>
-        <w:rPr>
-          <w:rFonts w:ascii="宋体" w:hAnsi="宋体" w:eastAsia="宋体"/>
-          <w:b w:val="0"/>
-          <w:sz w:val="24"/>
-        </w:rPr>
-        <w:t>全文搜索：在所有文本字段中搜索关键词，支持模糊匹配。搜索结果中的匹配文本会以高亮方式显示，便于用户快速识别。</w:t>
-      </w:r>
-    </w:p>
-    <w:p>
-      <w:pPr>
-        <w:spacing w:after="120" w:before="0" w:line="440" w:lineRule="exact"/>
-        <w:ind w:firstLine="420"/>
-      </w:pPr>
-      <w:r>
-        <w:rPr>
-          <w:rFonts w:ascii="宋体" w:hAnsi="宋体" w:eastAsia="宋体"/>
-          <w:b w:val="0"/>
-          <w:sz w:val="24"/>
-        </w:rPr>
-        <w:t>标签筛选：支持按标签筛选语料，用户可以选择一个或多个标签进行筛选，快速查看特定类别的语料。</w:t>
-      </w:r>
-    </w:p>
-    <w:p>
-      <w:pPr>
-        <w:spacing w:after="120" w:before="0" w:line="440" w:lineRule="exact"/>
-        <w:ind w:firstLine="420"/>
-      </w:pPr>
-      <w:r>
-        <w:rPr>
-          <w:rFonts w:ascii="宋体" w:hAnsi="宋体" w:eastAsia="宋体"/>
-          <w:b w:val="0"/>
-          <w:sz w:val="24"/>
-        </w:rPr>
-        <w:t>搜索结果支持实时更新，用户输入关键词后即时显示匹配结果。</w:t>
-      </w:r>
-    </w:p>
-    <w:p>
-      <w:pPr>
-        <w:pStyle w:val="Heading2"/>
-      </w:pPr>
-      <w:r>
-        <w:rPr>
-          <w:rFonts w:ascii="黑体" w:hAnsi="黑体" w:eastAsia="黑体"/>
-        </w:rPr>
-        <w:t>4.4  数据导出</w:t>
-      </w:r>
-    </w:p>
-    <w:p>
-      <w:pPr>
-        <w:spacing w:after="120" w:before="0" w:line="440" w:lineRule="exact"/>
-        <w:ind w:firstLine="420"/>
-      </w:pPr>
-      <w:r>
-        <w:rPr>
-          <w:rFonts w:ascii="宋体" w:hAnsi="宋体" w:eastAsia="宋体"/>
-          <w:b w:val="0"/>
-          <w:sz w:val="24"/>
-        </w:rPr>
-        <w:t>软件支持将语料数据导出为多种格式：</w:t>
-      </w:r>
-    </w:p>
-    <w:p>
-      <w:pPr>
-        <w:spacing w:after="120" w:before="0" w:line="440" w:lineRule="exact"/>
-        <w:ind w:firstLine="420"/>
-      </w:pPr>
-      <w:r>
-        <w:rPr>
-          <w:rFonts w:ascii="宋体" w:hAnsi="宋体" w:eastAsia="宋体"/>
-          <w:b w:val="0"/>
-          <w:sz w:val="24"/>
-        </w:rPr>
-        <w:t>Word 文档导出（.docx）：按照语言学论文的标准格式导出语料，包含编号、原文、词注、翻译等字段，支持对齐排版。导出的文档格式规范，可直接用于学术论文或研究报告。</w:t>
-      </w:r>
-    </w:p>
-    <w:p>
-      <w:pPr>
-        <w:spacing w:after="120" w:before="0" w:line="440" w:lineRule="exact"/>
-        <w:ind w:firstLine="420"/>
-      </w:pPr>
-      <w:r>
-        <w:rPr>
-          <w:rFonts w:ascii="宋体" w:hAnsi="宋体" w:eastAsia="宋体"/>
-          <w:b w:val="0"/>
-          <w:sz w:val="24"/>
-        </w:rPr>
-        <w:t>CSV 文件导出（.csv）：将语料数据导出为逗号分隔值文件，便于在 Excel、SPSS 等工具中进行进一步的数据分析。</w:t>
-      </w:r>
-    </w:p>
-    <w:p>
-      <w:pPr>
-        <w:spacing w:after="120" w:before="0" w:line="440" w:lineRule="exact"/>
-        <w:ind w:firstLine="420"/>
-      </w:pPr>
-      <w:r>
-        <w:rPr>
-          <w:rFonts w:ascii="宋体" w:hAnsi="宋体" w:eastAsia="宋体"/>
-          <w:b w:val="0"/>
-          <w:sz w:val="24"/>
-        </w:rPr>
-        <w:t>JSON 文件导出（.json）：将语料数据导出为 JSON 格式，便于与其他软件系统进行数据交换和集成。</w:t>
-      </w:r>
-    </w:p>
-    <w:p>
-      <w:pPr>
-        <w:pStyle w:val="Heading2"/>
-      </w:pPr>
-      <w:r>
-        <w:rPr>
-          <w:rFonts w:ascii="黑体" w:hAnsi="黑体" w:eastAsia="黑体"/>
-        </w:rPr>
-        <w:t>4.5  AI 辅助功能</w:t>
-      </w:r>
-    </w:p>
-    <w:p>
-      <w:pPr>
-        <w:spacing w:after="120" w:before="0" w:line="440" w:lineRule="exact"/>
-        <w:ind w:firstLine="420"/>
-      </w:pPr>
-      <w:r>
-        <w:rPr>
-          <w:rFonts w:ascii="宋体" w:hAnsi="宋体" w:eastAsia="宋体"/>
-          <w:b w:val="0"/>
-          <w:sz w:val="24"/>
-        </w:rPr>
-        <w:t>软件集成了人工智能辅助功能，利用大语言模型帮助研究人员进行语料分析：</w:t>
-      </w:r>
-    </w:p>
-    <w:p>
-      <w:pPr>
-        <w:spacing w:after="120" w:before="0" w:line="440" w:lineRule="exact"/>
-        <w:ind w:firstLine="420"/>
-      </w:pPr>
-      <w:r>
-        <w:rPr>
-          <w:rFonts w:ascii="宋体" w:hAnsi="宋体" w:eastAsia="宋体"/>
-          <w:b w:val="0"/>
-          <w:sz w:val="24"/>
-        </w:rPr>
-        <w:t>AI 词汇分解：自动对选定的语料进行词汇层面的分解分析，生成逐词注释（gloss），帮助研究人员快速完成词汇标注工作。分解结果包括词素切分、词性标注和语义解释。</w:t>
-      </w:r>
-    </w:p>
-    <w:p>
-      <w:pPr>
-        <w:spacing w:after="120" w:before="0" w:line="440" w:lineRule="exact"/>
-        <w:ind w:firstLine="420"/>
-      </w:pPr>
-      <w:r>
-        <w:rPr>
-          <w:rFonts w:ascii="宋体" w:hAnsi="宋体" w:eastAsia="宋体"/>
-          <w:b w:val="0"/>
-          <w:sz w:val="24"/>
-        </w:rPr>
-        <w:t>AI 智能翻译：利用大语言模型对语料进行高质量翻译，支持多种目标语言。翻译过程中考虑语言学上下文，生成更准确的学术翻译结果。</w:t>
-      </w:r>
-    </w:p>
-    <w:p>
-      <w:pPr>
-        <w:spacing w:after="120" w:before="0" w:line="440" w:lineRule="exact"/>
-        <w:ind w:firstLine="420"/>
-      </w:pPr>
-      <w:r>
-        <w:rPr>
-          <w:rFonts w:ascii="宋体" w:hAnsi="宋体" w:eastAsia="宋体"/>
-          <w:b w:val="0"/>
-          <w:sz w:val="24"/>
-        </w:rPr>
-        <w:t>AI 功能采用混合模式架构，支持在线模式和离线模式：</w:t>
-      </w:r>
-    </w:p>
-    <w:p>
-      <w:pPr>
-        <w:pStyle w:val="ListBullet"/>
-        <w:spacing w:after="40" w:line="440" w:lineRule="exact"/>
       </w:pPr>
       <w:r>
         <w:rPr>
           <w:rFonts w:ascii="宋体" w:hAnsi="宋体" w:eastAsia="宋体"/>
           <w:sz w:val="24"/>
         </w:rPr>
-        <w:t>在线模式：通过 API 调用云端大语言模型，支持 Claude、OpenAI 等</w:t>
+        <w:t>[截图位置：软件首次启动后的主界面]</w:t>
       </w:r>
     </w:p>
     <w:p>
       <w:pPr>
-        <w:pStyle w:val="ListBullet"/>
-        <w:spacing w:after="40" w:line="440" w:lineRule="exact"/>
+        <w:pStyle w:val="Heading2"/>
+      </w:pPr>
+      <w:r>
+        <w:rPr>
+          <w:rFonts w:ascii="黑体" w:hAnsi="黑体" w:eastAsia="黑体"/>
+          <w:sz w:val="24"/>
+        </w:rPr>
+        <w:t>3 功能模块说明</w:t>
+      </w:r>
+    </w:p>
+    <w:p>
+      <w:pPr>
+        <w:ind w:firstLine="420"/>
       </w:pPr>
       <w:r>
         <w:rPr>
           <w:rFonts w:ascii="宋体" w:hAnsi="宋体" w:eastAsia="宋体"/>
           <w:sz w:val="24"/>
         </w:rPr>
-        <w:t>离线模式：通过 Ollama 运行本地模型，无需互联网连接</w:t>
+        <w:t>田野笔记管理工具软件包含以下核心功能模块：</w:t>
       </w:r>
     </w:p>
     <w:p>
       <w:pPr>
-        <w:pStyle w:val="Heading2"/>
+        <w:pStyle w:val="Heading3"/>
       </w:pPr>
       <w:r>
         <w:rPr>
           <w:rFonts w:ascii="黑体" w:hAnsi="黑体" w:eastAsia="黑体"/>
+          <w:sz w:val="24"/>
         </w:rPr>
-        <w:t>4.6  多 LLM 支持</w:t>
+        <w:t>3.1 数据管理模块</w:t>
       </w:r>
     </w:p>
     <w:p>
       <w:pPr>
-        <w:spacing w:after="120" w:before="0" w:line="440" w:lineRule="exact"/>
         <w:ind w:firstLine="420"/>
-      </w:pPr>
-      <w:r>
-        <w:rPr>
-          <w:rFonts w:ascii="宋体" w:hAnsi="宋体" w:eastAsia="宋体"/>
-          <w:b w:val="0"/>
-          <w:sz w:val="24"/>
-        </w:rPr>
-        <w:t>软件支持多种大语言模型提供者，用户可根据需要选择合适的模型：</w:t>
-      </w:r>
-    </w:p>
-    <w:p>
-      <w:pPr>
-        <w:pStyle w:val="ListBullet"/>
-        <w:spacing w:after="40" w:line="440" w:lineRule="exact"/>
       </w:pPr>
       <w:r>
         <w:rPr>
           <w:rFonts w:ascii="宋体" w:hAnsi="宋体" w:eastAsia="宋体"/>
           <w:sz w:val="24"/>
         </w:rPr>
-        <w:t>Claude（Anthropic）：支持 Claude 系列模型</w:t>
+        <w:t>数据管理模块是软件的核心功能，支持四种语料类型的录入、编辑、删除和查看：</w:t>
       </w:r>
     </w:p>
     <w:p>
       <w:pPr>
-        <w:pStyle w:val="ListBullet"/>
-        <w:spacing w:after="40" w:line="440" w:lineRule="exact"/>
+        <w:ind w:firstLine="420"/>
       </w:pPr>
       <w:r>
         <w:rPr>
           <w:rFonts w:ascii="宋体" w:hAnsi="宋体" w:eastAsia="宋体"/>
           <w:sz w:val="24"/>
         </w:rPr>
-        <w:t>OpenAI：支持 GPT-4o 等模型</w:t>
+        <w:t>- 单词（word）：用于记录单个词汇条目，包含原文、词汇分解、翻译等字段。 - 单句（sentence）：用于记录单个句子，是默认的语料类型。 - 语篇（discourse）：用于记录连续的文本片段，如民间故事、叙事文本等，通过分组ID关联多个条目。 - 对话（dialogue）：用于记录多人对话内容，额外支持说话人和话轮序号字段。</w:t>
       </w:r>
     </w:p>
     <w:p>
       <w:pPr>
-        <w:pStyle w:val="ListBullet"/>
-        <w:spacing w:after="40" w:line="440" w:lineRule="exact"/>
+        <w:ind w:firstLine="420"/>
       </w:pPr>
       <w:r>
         <w:rPr>
           <w:rFonts w:ascii="宋体" w:hAnsi="宋体" w:eastAsia="宋体"/>
           <w:sz w:val="24"/>
         </w:rPr>
-        <w:t>DeepSeek：支持 DeepSeek-Chat 等模型</w:t>
+        <w:t>每条语料记录包含以下字段：例句编号、原文（支持 IPA 和 Unicode 字符）、原文汉字、词汇分解、词汇分解汉字、翻译、翻译汉字、备注、标签、创建时间和更新时间。</w:t>
       </w:r>
     </w:p>
     <w:p>
       <w:pPr>
-        <w:pStyle w:val="ListBullet"/>
-        <w:spacing w:after="40" w:line="440" w:lineRule="exact"/>
+        <w:ind w:firstLine="420"/>
       </w:pPr>
       <w:r>
         <w:rPr>
           <w:rFonts w:ascii="宋体" w:hAnsi="宋体" w:eastAsia="宋体"/>
           <w:sz w:val="24"/>
         </w:rPr>
-        <w:t>通义千问（Qwen）：支持阿里云通义千问系列模型</w:t>
+        <w:t>[截图位置：数据管理标签页的整体界面]</w:t>
       </w:r>
     </w:p>
     <w:p>
       <w:pPr>
-        <w:pStyle w:val="ListBullet"/>
-        <w:spacing w:after="40" w:line="440" w:lineRule="exact"/>
+        <w:pStyle w:val="Heading3"/>
+      </w:pPr>
+      <w:r>
+        <w:rPr>
+          <w:rFonts w:ascii="黑体" w:hAnsi="黑体" w:eastAsia="黑体"/>
+          <w:sz w:val="24"/>
+        </w:rPr>
+        <w:t>3.2 IPA 音标工具栏</w:t>
+      </w:r>
+    </w:p>
+    <w:p>
+      <w:pPr>
+        <w:ind w:firstLine="420"/>
       </w:pPr>
       <w:r>
         <w:rPr>
           <w:rFonts w:ascii="宋体" w:hAnsi="宋体" w:eastAsia="宋体"/>
           <w:sz w:val="24"/>
         </w:rPr>
-        <w:t>智谱 GLM（Zhipu）：支持 GLM-4 系列模型</w:t>
+        <w:t>软件内置可折叠的国际音标（IPA）快速输入面板，覆盖元音、辅音、声调符号和变音符号等常用音标字符。用户点击面板中的音标按钮即可将对应字符插入到当前光标位置，无需安装额外的音标输入法。</w:t>
       </w:r>
     </w:p>
     <w:p>
       <w:pPr>
-        <w:pStyle w:val="ListBullet"/>
-        <w:spacing w:after="40" w:line="440" w:lineRule="exact"/>
+        <w:ind w:firstLine="420"/>
       </w:pPr>
       <w:r>
         <w:rPr>
           <w:rFonts w:ascii="宋体" w:hAnsi="宋体" w:eastAsia="宋体"/>
           <w:sz w:val="24"/>
         </w:rPr>
-        <w:t>百度文心（ERNIE）：支持文心一言系列模型</w:t>
+        <w:t>[截图位置：IPA 音标工具栏展开状态]</w:t>
       </w:r>
     </w:p>
     <w:p>
       <w:pPr>
-        <w:pStyle w:val="ListBullet"/>
-        <w:spacing w:after="40" w:line="440" w:lineRule="exact"/>
+        <w:pStyle w:val="Heading3"/>
+      </w:pPr>
+      <w:r>
+        <w:rPr>
+          <w:rFonts w:ascii="黑体" w:hAnsi="黑体" w:eastAsia="黑体"/>
+          <w:sz w:val="24"/>
+        </w:rPr>
+        <w:t>3.3 搜索与筛选模块</w:t>
+      </w:r>
+    </w:p>
+    <w:p>
+      <w:pPr>
+        <w:ind w:firstLine="420"/>
       </w:pPr>
       <w:r>
         <w:rPr>
           <w:rFonts w:ascii="宋体" w:hAnsi="宋体" w:eastAsia="宋体"/>
           <w:sz w:val="24"/>
         </w:rPr>
-        <w:t>Ollama（本地）：支持本地部署的开源模型</w:t>
+        <w:t>搜索模块提供全文搜索和多条件筛选功能：</w:t>
       </w:r>
     </w:p>
     <w:p>
       <w:pPr>
-        <w:spacing w:after="120" w:before="0" w:line="440" w:lineRule="exact"/>
         <w:ind w:firstLine="420"/>
-      </w:pPr>
-      <w:r>
-        <w:rPr>
-          <w:rFonts w:ascii="宋体" w:hAnsi="宋体" w:eastAsia="宋体"/>
-          <w:b w:val="0"/>
-          <w:sz w:val="24"/>
-        </w:rPr>
-        <w:t>软件通过 OpenAI 兼容协议统一接入多家云端模型提供者，用户只需配置 API 密钥和选择模型即可使用。同时支持自动模式，按优先级依次尝试可用的模型提供者。</w:t>
-      </w:r>
-    </w:p>
-    <w:p>
-      <w:pPr>
-        <w:pStyle w:val="Heading2"/>
-      </w:pPr>
-      <w:r>
-        <w:rPr>
-          <w:rFonts w:ascii="黑体" w:hAnsi="黑体" w:eastAsia="黑体"/>
-        </w:rPr>
-        <w:t>4.7  界面主题</w:t>
-      </w:r>
-    </w:p>
-    <w:p>
-      <w:pPr>
-        <w:spacing w:after="120" w:before="0" w:line="440" w:lineRule="exact"/>
-        <w:ind w:firstLine="420"/>
-      </w:pPr>
-      <w:r>
-        <w:rPr>
-          <w:rFonts w:ascii="宋体" w:hAnsi="宋体" w:eastAsia="宋体"/>
-          <w:b w:val="0"/>
-          <w:sz w:val="24"/>
-        </w:rPr>
-        <w:t>软件支持深色模式和浅色模式两种界面主题，用户可根据个人偏好和工作环境进行切换。深色模式采用低亮度配色方案，适合在光线较暗的环境下长时间使用，有助于减轻眼部疲劳。浅色模式为默认主题，提供传统的明亮界面风格。主题切换通过菜单栏的视图菜单进行操作，切换后即时生效。</w:t>
-      </w:r>
-    </w:p>
-    <w:p>
-      <w:pPr>
-        <w:pStyle w:val="Heading2"/>
-      </w:pPr>
-      <w:r>
-        <w:rPr>
-          <w:rFonts w:ascii="黑体" w:hAnsi="黑体" w:eastAsia="黑体"/>
-        </w:rPr>
-        <w:t>4.8  数据备份与恢复</w:t>
-      </w:r>
-    </w:p>
-    <w:p>
-      <w:pPr>
-        <w:spacing w:after="120" w:before="0" w:line="440" w:lineRule="exact"/>
-        <w:ind w:firstLine="420"/>
-      </w:pPr>
-      <w:r>
-        <w:rPr>
-          <w:rFonts w:ascii="宋体" w:hAnsi="宋体" w:eastAsia="宋体"/>
-          <w:b w:val="0"/>
-          <w:sz w:val="24"/>
-        </w:rPr>
-        <w:t>软件提供完善的数据备份与恢复功能，确保用户数据安全：</w:t>
-      </w:r>
-    </w:p>
-    <w:p>
-      <w:pPr>
-        <w:spacing w:after="120" w:before="0" w:line="440" w:lineRule="exact"/>
-        <w:ind w:firstLine="420"/>
-      </w:pPr>
-      <w:r>
-        <w:rPr>
-          <w:rFonts w:ascii="宋体" w:hAnsi="宋体" w:eastAsia="宋体"/>
-          <w:b w:val="0"/>
-          <w:sz w:val="24"/>
-        </w:rPr>
-        <w:t>自动备份：软件在关键操作（如数据导入、批量修改等）前自动创建备份。备份文件存储在用户主目录的 .fieldnote/backups 目录下，文件名包含时间戳，便于识别和管理。</w:t>
-      </w:r>
-    </w:p>
-    <w:p>
-      <w:pPr>
-        <w:spacing w:after="120" w:before="0" w:line="440" w:lineRule="exact"/>
-        <w:ind w:firstLine="420"/>
-      </w:pPr>
-      <w:r>
-        <w:rPr>
-          <w:rFonts w:ascii="宋体" w:hAnsi="宋体" w:eastAsia="宋体"/>
-          <w:b w:val="0"/>
-          <w:sz w:val="24"/>
-        </w:rPr>
-        <w:t>手动备份：用户可通过菜单手动触发数据备份，自行选择备份文件的保存位置。</w:t>
-      </w:r>
-    </w:p>
-    <w:p>
-      <w:pPr>
-        <w:spacing w:after="120" w:before="0" w:line="440" w:lineRule="exact"/>
-        <w:ind w:firstLine="420"/>
-      </w:pPr>
-      <w:r>
-        <w:rPr>
-          <w:rFonts w:ascii="宋体" w:hAnsi="宋体" w:eastAsia="宋体"/>
-          <w:b w:val="0"/>
-          <w:sz w:val="24"/>
-        </w:rPr>
-        <w:t>数据恢复：当数据出现异常时，用户可以从备份文件恢复数据。恢复操作会替换当前数据库文件，恢复前软件会自动备份当前数据。</w:t>
-      </w:r>
-    </w:p>
-    <w:p>
-      <w:pPr>
-        <w:pStyle w:val="Heading2"/>
-      </w:pPr>
-      <w:r>
-        <w:rPr>
-          <w:rFonts w:ascii="黑体" w:hAnsi="黑体" w:eastAsia="黑体"/>
-        </w:rPr>
-        <w:t>4.9  打印功能</w:t>
-      </w:r>
-    </w:p>
-    <w:p>
-      <w:pPr>
-        <w:spacing w:after="120" w:before="0" w:line="440" w:lineRule="exact"/>
-        <w:ind w:firstLine="420"/>
-      </w:pPr>
-      <w:r>
-        <w:rPr>
-          <w:rFonts w:ascii="宋体" w:hAnsi="宋体" w:eastAsia="宋体"/>
-          <w:b w:val="0"/>
-          <w:sz w:val="24"/>
-        </w:rPr>
-        <w:t>软件支持将语料数据进行格式化打印输出。打印功能使用系统打印对话框，用户可选择打印机、设置纸张大小和打印范围。打印输出的格式与 Word 导出格式一致，包含语料编号、原文、词注、翻译等字段，排版清晰规范。</w:t>
-      </w:r>
-    </w:p>
-    <w:p>
-      <w:pPr>
-        <w:pStyle w:val="Heading2"/>
-      </w:pPr>
-      <w:r>
-        <w:rPr>
-          <w:rFonts w:ascii="黑体" w:hAnsi="黑体" w:eastAsia="黑体"/>
-        </w:rPr>
-        <w:t>4.10  数据完整性检查</w:t>
-      </w:r>
-    </w:p>
-    <w:p>
-      <w:pPr>
-        <w:spacing w:after="120" w:before="0" w:line="440" w:lineRule="exact"/>
-        <w:ind w:firstLine="420"/>
-      </w:pPr>
-      <w:r>
-        <w:rPr>
-          <w:rFonts w:ascii="宋体" w:hAnsi="宋体" w:eastAsia="宋体"/>
-          <w:b w:val="0"/>
-          <w:sz w:val="24"/>
-        </w:rPr>
-        <w:t>软件内置数据完整性检查功能，可对数据库进行校验，检测可能存在的数据损坏、字段缺失等问题。检查完成后向用户报告数据库状态和发现的问题，帮助用户及时发现和处理数据异常。</w:t>
-      </w:r>
-    </w:p>
-    <w:p>
-      <w:pPr>
-        <w:pStyle w:val="Heading1"/>
-      </w:pPr>
-      <w:r>
-        <w:rPr>
-          <w:rFonts w:ascii="黑体" w:hAnsi="黑体" w:eastAsia="黑体"/>
-        </w:rPr>
-        <w:t>5  操作说明</w:t>
-      </w:r>
-    </w:p>
-    <w:p>
-      <w:pPr>
-        <w:pStyle w:val="Heading2"/>
-      </w:pPr>
-      <w:r>
-        <w:rPr>
-          <w:rFonts w:ascii="黑体" w:hAnsi="黑体" w:eastAsia="黑体"/>
-        </w:rPr>
-        <w:t>5.1  主界面布局</w:t>
-      </w:r>
-    </w:p>
-    <w:p>
-      <w:pPr>
-        <w:spacing w:after="120" w:before="0" w:line="440" w:lineRule="exact"/>
-        <w:ind w:firstLine="420"/>
-      </w:pPr>
-      <w:r>
-        <w:rPr>
-          <w:rFonts w:ascii="宋体" w:hAnsi="宋体" w:eastAsia="宋体"/>
-          <w:b w:val="0"/>
-          <w:sz w:val="24"/>
-        </w:rPr>
-        <w:t>软件主界面由以下几个部分组成：</w:t>
-      </w:r>
-    </w:p>
-    <w:p>
-      <w:pPr>
-        <w:pStyle w:val="ListBullet"/>
-        <w:spacing w:after="40" w:line="440" w:lineRule="exact"/>
       </w:pPr>
       <w:r>
         <w:rPr>
           <w:rFonts w:ascii="宋体" w:hAnsi="宋体" w:eastAsia="宋体"/>
           <w:sz w:val="24"/>
         </w:rPr>
-        <w:t>菜单栏：位于窗口顶部，提供文件、编辑、视图、工具、帮助等菜单</w:t>
+        <w:t>- 支持按指定字段（例句编号、原文、词汇分解、翻译、备注）或全部字段进行模糊搜索。 - 支持按数据类型（单词、单句、语篇、对话）筛选。 - 支持按标签进行筛选，可选择一个或多个标签进行交叉筛选。 - 搜索结果高亮显示匹配的关键词。</w:t>
       </w:r>
     </w:p>
     <w:p>
       <w:pPr>
-        <w:pStyle w:val="ListBullet"/>
-        <w:spacing w:after="40" w:line="440" w:lineRule="exact"/>
+        <w:ind w:firstLine="420"/>
       </w:pPr>
       <w:r>
         <w:rPr>
           <w:rFonts w:ascii="宋体" w:hAnsi="宋体" w:eastAsia="宋体"/>
           <w:sz w:val="24"/>
         </w:rPr>
-        <w:t>工具栏：位于菜单栏下方，提供常用操作的快捷按钮（添加、编辑、删除、搜索等）</w:t>
+        <w:t>[截图位置：搜索标签页界面]</w:t>
       </w:r>
     </w:p>
     <w:p>
       <w:pPr>
-        <w:pStyle w:val="ListBullet"/>
-        <w:spacing w:after="40" w:line="440" w:lineRule="exact"/>
+        <w:pStyle w:val="Heading3"/>
+      </w:pPr>
+      <w:r>
+        <w:rPr>
+          <w:rFonts w:ascii="黑体" w:hAnsi="黑体" w:eastAsia="黑体"/>
+          <w:sz w:val="24"/>
+        </w:rPr>
+        <w:t>3.4 数据导出模块</w:t>
+      </w:r>
+    </w:p>
+    <w:p>
+      <w:pPr>
+        <w:ind w:firstLine="420"/>
       </w:pPr>
       <w:r>
         <w:rPr>
           <w:rFonts w:ascii="宋体" w:hAnsi="宋体" w:eastAsia="宋体"/>
           <w:sz w:val="24"/>
         </w:rPr>
-        <w:t>IPA 工具栏：可折叠的音标符号面板，位于工具栏下方</w:t>
+        <w:t>导出模块支持将语料数据导出为以下格式：</w:t>
       </w:r>
     </w:p>
     <w:p>
       <w:pPr>
-        <w:pStyle w:val="ListBullet"/>
-        <w:spacing w:after="40" w:line="440" w:lineRule="exact"/>
+        <w:ind w:firstLine="420"/>
       </w:pPr>
       <w:r>
         <w:rPr>
           <w:rFonts w:ascii="宋体" w:hAnsi="宋体" w:eastAsia="宋体"/>
           <w:sz w:val="24"/>
         </w:rPr>
-        <w:t>数据表格：主界面中央区域，以表格形式展示语料数据</w:t>
+        <w:t>- Word 文档（.docx）：采用符合 Leipzig Glossing Rules 的三行透明表格格式（原文、词汇分解、翻译），支持词对词自动对齐。支持配置表格宽度、字体大小、行距、是否显示编号、每页语料数等参数。支持自定义原文字体（默认 Doulos SIL Compact）和词汇分解字体（默认 Charis SIL Compact）。 - CSV 文件：以逗号分隔值格式导出，方便在电子表格软件中进一步处理。 - JSON 文件：以结构化 JSON 格式导出，便于数据交换和备份。</w:t>
       </w:r>
     </w:p>
     <w:p>
       <w:pPr>
-        <w:pStyle w:val="ListBullet"/>
-        <w:spacing w:after="40" w:line="440" w:lineRule="exact"/>
+        <w:ind w:firstLine="420"/>
       </w:pPr>
       <w:r>
         <w:rPr>
           <w:rFonts w:ascii="宋体" w:hAnsi="宋体" w:eastAsia="宋体"/>
           <w:sz w:val="24"/>
         </w:rPr>
-        <w:t>状态栏：位于窗口底部，显示当前语料数量等状态信息</w:t>
+        <w:t>[截图位置：导出标签页的参数设置界面]</w:t>
       </w:r>
     </w:p>
     <w:p>
       <w:pPr>
-        <w:pStyle w:val="Heading2"/>
+        <w:pStyle w:val="Heading3"/>
       </w:pPr>
       <w:r>
         <w:rPr>
           <w:rFonts w:ascii="黑体" w:hAnsi="黑体" w:eastAsia="黑体"/>
+          <w:sz w:val="24"/>
         </w:rPr>
-        <w:t>5.2  添加语料</w:t>
+        <w:t>3.5 AI 辅助功能模块</w:t>
       </w:r>
     </w:p>
     <w:p>
       <w:pPr>
-        <w:spacing w:after="120" w:before="0" w:line="440" w:lineRule="exact"/>
         <w:ind w:firstLine="420"/>
       </w:pPr>
       <w:r>
         <w:rPr>
           <w:rFonts w:ascii="宋体" w:hAnsi="宋体" w:eastAsia="宋体"/>
-          <w:b w:val="0"/>
           <w:sz w:val="24"/>
         </w:rPr>
-        <w:t>添加新语料的操作步骤如下：</w:t>
+        <w:t>软件集成了多种大语言模型接口，提供 AI 辅助词汇分解和智能翻译功能：</w:t>
       </w:r>
     </w:p>
     <w:p>
       <w:pPr>
-        <w:spacing w:after="120" w:before="0" w:line="440" w:lineRule="exact"/>
         <w:ind w:firstLine="420"/>
       </w:pPr>
       <w:r>
         <w:rPr>
           <w:rFonts w:ascii="宋体" w:hAnsi="宋体" w:eastAsia="宋体"/>
-          <w:b w:val="0"/>
           <w:sz w:val="24"/>
         </w:rPr>
-        <w:t>步骤一：点击工具栏中的“添加”按钮，或使用菜单“编辑→添加语料”，弹出语料编辑对话框。</w:t>
+        <w:t>- Claude API：通过 Anthropic 官方 SDK 调用 Claude 系列模型。 - OpenAI 兼容协议：支持 OpenAI、DeepSeek、通义千问、智谱GLM、百度文心等基于 OpenAI 兼容协议的 API 服务。 - Ollama：支持本地部署的开源模型，如 Qwen2.5 等，实现完全离线的 AI 辅助分析。</w:t>
       </w:r>
     </w:p>
     <w:p>
       <w:pPr>
-        <w:spacing w:after="120" w:before="0" w:line="440" w:lineRule="exact"/>
         <w:ind w:firstLine="420"/>
       </w:pPr>
       <w:r>
         <w:rPr>
           <w:rFonts w:ascii="宋体" w:hAnsi="宋体" w:eastAsia="宋体"/>
-          <w:b w:val="0"/>
           <w:sz w:val="24"/>
         </w:rPr>
-        <w:t>步骤二：在对话框中填写各个字段信息，包括 Example ID、原文、词注、翻译、备注和标签等。可以使用 IPA 工具栏插入音标符号。</w:t>
+        <w:t>AI 功能采用混合模式架构，支持自动模式（依次尝试 Claude、OpenAI 兼容、Ollama）和手动指定模式。API 密钥通过系统 keyring 安全存储，不以明文形式写入配置文件。</w:t>
       </w:r>
     </w:p>
     <w:p>
       <w:pPr>
-        <w:spacing w:after="120" w:before="0" w:line="440" w:lineRule="exact"/>
         <w:ind w:firstLine="420"/>
       </w:pPr>
       <w:r>
         <w:rPr>
           <w:rFonts w:ascii="宋体" w:hAnsi="宋体" w:eastAsia="宋体"/>
-          <w:b w:val="0"/>
           <w:sz w:val="24"/>
         </w:rPr>
-        <w:t>步骤三：填写完毕后点击“保存”按钮，语料将被添加到数据库中，并在主界面表格中显示。</w:t>
+        <w:t>[截图位置：AI 设置对话框]</w:t>
       </w:r>
     </w:p>
     <w:p>
       <w:pPr>
-        <w:pStyle w:val="Heading2"/>
+        <w:pStyle w:val="Heading3"/>
       </w:pPr>
       <w:r>
         <w:rPr>
           <w:rFonts w:ascii="黑体" w:hAnsi="黑体" w:eastAsia="黑体"/>
+          <w:sz w:val="24"/>
         </w:rPr>
-        <w:t>5.3  搜索语料</w:t>
+        <w:t>3.6 标签管理模块</w:t>
       </w:r>
     </w:p>
     <w:p>
       <w:pPr>
-        <w:spacing w:after="120" w:before="0" w:line="440" w:lineRule="exact"/>
         <w:ind w:firstLine="420"/>
       </w:pPr>
       <w:r>
         <w:rPr>
           <w:rFonts w:ascii="宋体" w:hAnsi="宋体" w:eastAsia="宋体"/>
-          <w:b w:val="0"/>
           <w:sz w:val="24"/>
         </w:rPr>
-        <w:t>搜索语料的操作步骤如下：</w:t>
+        <w:t>标签管理模块提供灵活的语料分类功能：</w:t>
       </w:r>
     </w:p>
     <w:p>
       <w:pPr>
-        <w:spacing w:after="120" w:before="0" w:line="440" w:lineRule="exact"/>
         <w:ind w:firstLine="420"/>
       </w:pPr>
       <w:r>
         <w:rPr>
           <w:rFonts w:ascii="宋体" w:hAnsi="宋体" w:eastAsia="宋体"/>
-          <w:b w:val="0"/>
           <w:sz w:val="24"/>
         </w:rPr>
-        <w:t>步骤一：在工具栏的搜索框中输入关键词。</w:t>
+        <w:t>- 为每条语料添加一个或多个标签。 - 支持批量标签操作：同时为多条选中的语料添加或移除标签。 - 标签分布统计：查看各标签的使用数量。 - 基于标签的筛选和检索。</w:t>
       </w:r>
     </w:p>
     <w:p>
       <w:pPr>
-        <w:spacing w:after="120" w:before="0" w:line="440" w:lineRule="exact"/>
         <w:ind w:firstLine="420"/>
       </w:pPr>
       <w:r>
         <w:rPr>
           <w:rFonts w:ascii="宋体" w:hAnsi="宋体" w:eastAsia="宋体"/>
-          <w:b w:val="0"/>
           <w:sz w:val="24"/>
         </w:rPr>
-        <w:t>步骤二：软件会实时搜索并在表格中显示匹配的语料记录，匹配的文本会以高亮方式标记。</w:t>
+        <w:t>[截图位置：标签选择器组件]</w:t>
       </w:r>
     </w:p>
     <w:p>
       <w:pPr>
-        <w:spacing w:after="120" w:before="0" w:line="440" w:lineRule="exact"/>
+        <w:pStyle w:val="Heading3"/>
+      </w:pPr>
+      <w:r>
+        <w:rPr>
+          <w:rFonts w:ascii="黑体" w:hAnsi="黑体" w:eastAsia="黑体"/>
+          <w:sz w:val="24"/>
+        </w:rPr>
+        <w:t>3.7 数据备份与恢复模块</w:t>
+      </w:r>
+    </w:p>
+    <w:p>
+      <w:pPr>
         <w:ind w:firstLine="420"/>
       </w:pPr>
       <w:r>
         <w:rPr>
           <w:rFonts w:ascii="宋体" w:hAnsi="宋体" w:eastAsia="宋体"/>
-          <w:b w:val="0"/>
           <w:sz w:val="24"/>
         </w:rPr>
-        <w:t>步骤三：如需按标签筛选，可使用“标签筛选”下拉菜单选择目标标签。</w:t>
+        <w:t>软件提供完善的数据安全保障机制：</w:t>
       </w:r>
     </w:p>
     <w:p>
       <w:pPr>
-        <w:spacing w:after="120" w:before="0" w:line="440" w:lineRule="exact"/>
         <w:ind w:firstLine="420"/>
       </w:pPr>
       <w:r>
         <w:rPr>
           <w:rFonts w:ascii="宋体" w:hAnsi="宋体" w:eastAsia="宋体"/>
-          <w:b w:val="0"/>
           <w:sz w:val="24"/>
         </w:rPr>
-        <w:t>步骤四：点击“清除”按钮可清除搜索条件，恢复显示所有语料。</w:t>
+        <w:t>- 自动备份：在执行关键操作（如批量导入、删除）前自动创建数据库备份。 - 手动备份：通过菜单"工具 &gt; 备份数据库"手动创建备份。 - 备份管理：备份文件存储在用户主目录 .fieldnote/backups/ 目录下，自动清理 30 天前的旧备份。 - 数据库完整性检查：通过菜单"工具 &gt; 检查数据完整性"执行 SQLite PRAGMA integrity_check 验证数据库状态。</w:t>
       </w:r>
     </w:p>
     <w:p>
       <w:pPr>
-        <w:pStyle w:val="Heading2"/>
+        <w:pStyle w:val="Heading3"/>
       </w:pPr>
       <w:r>
         <w:rPr>
           <w:rFonts w:ascii="黑体" w:hAnsi="黑体" w:eastAsia="黑体"/>
+          <w:sz w:val="24"/>
         </w:rPr>
-        <w:t>5.4  导出数据</w:t>
+        <w:t>3.8 界面主题模块</w:t>
       </w:r>
     </w:p>
     <w:p>
       <w:pPr>
-        <w:spacing w:after="120" w:before="0" w:line="440" w:lineRule="exact"/>
         <w:ind w:firstLine="420"/>
       </w:pPr>
       <w:r>
         <w:rPr>
           <w:rFonts w:ascii="宋体" w:hAnsi="宋体" w:eastAsia="宋体"/>
-          <w:b w:val="0"/>
           <w:sz w:val="24"/>
         </w:rPr>
-        <w:t>导出数据的操作步骤如下：</w:t>
+        <w:t>软件支持深色模式和浅色模式两种界面主题，用户可通过菜单进行切换。主题切换实时生效，无需重启软件。</w:t>
       </w:r>
     </w:p>
     <w:p>
       <w:pPr>
-        <w:spacing w:after="120" w:before="0" w:line="440" w:lineRule="exact"/>
         <w:ind w:firstLine="420"/>
       </w:pPr>
       <w:r>
         <w:rPr>
           <w:rFonts w:ascii="宋体" w:hAnsi="宋体" w:eastAsia="宋体"/>
-          <w:b w:val="0"/>
           <w:sz w:val="24"/>
         </w:rPr>
-        <w:t>步骤一：选择菜单“文件→导出”，在子菜单中选择导出格式（Word/CSV/JSON）。</w:t>
+        <w:t>[截图位置：深色模式界面效果]</w:t>
       </w:r>
     </w:p>
     <w:p>
       <w:pPr>
-        <w:spacing w:after="120" w:before="0" w:line="440" w:lineRule="exact"/>
+        <w:pStyle w:val="Heading3"/>
+      </w:pPr>
+      <w:r>
+        <w:rPr>
+          <w:rFonts w:ascii="黑体" w:hAnsi="黑体" w:eastAsia="黑体"/>
+          <w:sz w:val="24"/>
+        </w:rPr>
+        <w:t>3.9 语料去重模块</w:t>
+      </w:r>
+    </w:p>
+    <w:p>
+      <w:pPr>
         <w:ind w:firstLine="420"/>
       </w:pPr>
       <w:r>
         <w:rPr>
           <w:rFonts w:ascii="宋体" w:hAnsi="宋体" w:eastAsia="宋体"/>
-          <w:b w:val="0"/>
           <w:sz w:val="24"/>
         </w:rPr>
-        <w:t>步骤二：在弹出的文件保存对话框中选择保存位置和文件名。</w:t>
+        <w:t>软件提供智能的语料去重功能：</w:t>
       </w:r>
     </w:p>
     <w:p>
       <w:pPr>
-        <w:spacing w:after="120" w:before="0" w:line="440" w:lineRule="exact"/>
         <w:ind w:firstLine="420"/>
       </w:pPr>
       <w:r>
         <w:rPr>
           <w:rFonts w:ascii="宋体" w:hAnsi="宋体" w:eastAsia="宋体"/>
-          <w:b w:val="0"/>
           <w:sz w:val="24"/>
         </w:rPr>
-        <w:t>步骤三：点击“保存”按钮，软件将按照选定的格式导出当前显示的语料数据。</w:t>
+        <w:t>- 精确匹配：检测原文字段完全相同（忽略大小写和首尾空格）的重复记录。 - 模糊匹配：基于序列匹配算法（SequenceMatcher）检测相似度超过指定阈值的近似重复记录。 - 用户可选择保留或删除重复的语料条目。</w:t>
       </w:r>
     </w:p>
     <w:p>
       <w:pPr>
-        <w:spacing w:after="120" w:before="0" w:line="440" w:lineRule="exact"/>
+        <w:pStyle w:val="Heading3"/>
+      </w:pPr>
+      <w:r>
+        <w:rPr>
+          <w:rFonts w:ascii="黑体" w:hAnsi="黑体" w:eastAsia="黑体"/>
+          <w:sz w:val="24"/>
+        </w:rPr>
+        <w:t>3.10 批量导入模块</w:t>
+      </w:r>
+    </w:p>
+    <w:p>
+      <w:pPr>
         <w:ind w:firstLine="420"/>
       </w:pPr>
       <w:r>
         <w:rPr>
           <w:rFonts w:ascii="宋体" w:hAnsi="宋体" w:eastAsia="宋体"/>
-          <w:b w:val="0"/>
           <w:sz w:val="24"/>
         </w:rPr>
-        <w:t>步骤四：导出完成后，软件会提示导出成功信息。</w:t>
+        <w:t>软件支持从外部文件批量导入语料数据：</w:t>
       </w:r>
     </w:p>
     <w:p>
       <w:pPr>
-        <w:pStyle w:val="Heading2"/>
+        <w:ind w:firstLine="420"/>
+      </w:pPr>
+      <w:r>
+        <w:rPr>
+          <w:rFonts w:ascii="宋体" w:hAnsi="宋体" w:eastAsia="宋体"/>
+          <w:sz w:val="24"/>
+        </w:rPr>
+        <w:t>- JSON 格式导入：支持包含完整字段的 JSON 数组。 - CSV 格式导入：支持包含表头行的 CSV 文件。 - 四种数据类型均支持批量导入，语篇和对话类型支持通过 group_id 字段关联分组。</w:t>
+      </w:r>
+    </w:p>
+    <w:p>
+      <w:pPr>
+        <w:pStyle w:val="Heading3"/>
       </w:pPr>
       <w:r>
         <w:rPr>
           <w:rFonts w:ascii="黑体" w:hAnsi="黑体" w:eastAsia="黑体"/>
+          <w:sz w:val="24"/>
         </w:rPr>
-        <w:t>5.5  AI 设置与使用</w:t>
+        <w:t>3.11 打印功能</w:t>
       </w:r>
     </w:p>
     <w:p>
       <w:pPr>
-        <w:spacing w:after="120" w:before="0" w:line="440" w:lineRule="exact"/>
         <w:ind w:firstLine="420"/>
       </w:pPr>
       <w:r>
         <w:rPr>
           <w:rFonts w:ascii="宋体" w:hAnsi="宋体" w:eastAsia="宋体"/>
-          <w:b w:val="0"/>
           <w:sz w:val="24"/>
         </w:rPr>
-        <w:t>配置和使用 AI 辅助功能的步骤如下：</w:t>
+        <w:t>软件提供格式化打印输出功能，用户可直接将当前显示的语料数据发送到打印机进行打印。</w:t>
       </w:r>
     </w:p>
     <w:p>
       <w:pPr>
-        <w:spacing w:after="120" w:before="0" w:line="440" w:lineRule="exact"/>
+        <w:pStyle w:val="Heading3"/>
+      </w:pPr>
+      <w:r>
+        <w:rPr>
+          <w:rFonts w:ascii="黑体" w:hAnsi="黑体" w:eastAsia="黑体"/>
+          <w:sz w:val="24"/>
+        </w:rPr>
+        <w:t>3.12 窗口记忆功能</w:t>
+      </w:r>
+    </w:p>
+    <w:p>
+      <w:pPr>
         <w:ind w:firstLine="420"/>
       </w:pPr>
       <w:r>
         <w:rPr>
           <w:rFonts w:ascii="宋体" w:hAnsi="宋体" w:eastAsia="宋体"/>
-          <w:b w:val="0"/>
           <w:sz w:val="24"/>
         </w:rPr>
-        <w:t>步骤一：选择菜单“工具→AI 设置”，打开 AI 配置对话框。</w:t>
+        <w:t>软件会记住用户上次关闭时的窗口位置和大小，下次启动时自动恢复到相同的显示状态。</w:t>
       </w:r>
     </w:p>
     <w:p>
       <w:pPr>
-        <w:spacing w:after="120" w:before="0" w:line="440" w:lineRule="exact"/>
+        <w:pStyle w:val="Heading3"/>
+      </w:pPr>
+      <w:r>
+        <w:rPr>
+          <w:rFonts w:ascii="黑体" w:hAnsi="黑体" w:eastAsia="黑体"/>
+          <w:sz w:val="24"/>
+        </w:rPr>
+        <w:t>3.13 单实例运行机制</w:t>
+      </w:r>
+    </w:p>
+    <w:p>
+      <w:pPr>
         <w:ind w:firstLine="420"/>
       </w:pPr>
       <w:r>
         <w:rPr>
           <w:rFonts w:ascii="宋体" w:hAnsi="宋体" w:eastAsia="宋体"/>
-          <w:b w:val="0"/>
           <w:sz w:val="24"/>
         </w:rPr>
-        <w:t>步骤二：选择 AI 提供者（Claude/OpenAI/DeepSeek/通义千问/智谱GLM/百度文心/Ollama），填写相应的 API 密钥和模型名称。如选择 Ollama，需确保本地 Ollama 服务已启动。</w:t>
+        <w:t>软件采用文件锁机制确保同一时间只有一个实例在运行，防止多个实例同时访问数据库导致数据冲突。如果检测到已有实例在运行，会弹出提示对话框。</w:t>
       </w:r>
     </w:p>
     <w:p>
       <w:pPr>
-        <w:spacing w:after="120" w:before="0" w:line="440" w:lineRule="exact"/>
+        <w:pStyle w:val="Heading2"/>
+      </w:pPr>
+      <w:r>
+        <w:rPr>
+          <w:rFonts w:ascii="黑体" w:hAnsi="黑体" w:eastAsia="黑体"/>
+          <w:sz w:val="24"/>
+        </w:rPr>
+        <w:t>4 操作流程</w:t>
+      </w:r>
+    </w:p>
+    <w:p>
+      <w:pPr>
+        <w:pStyle w:val="Heading3"/>
+      </w:pPr>
+      <w:r>
+        <w:rPr>
+          <w:rFonts w:ascii="黑体" w:hAnsi="黑体" w:eastAsia="黑体"/>
+          <w:sz w:val="24"/>
+        </w:rPr>
+        <w:t>4.1 软件启动</w:t>
+      </w:r>
+    </w:p>
+    <w:p>
+      <w:pPr>
         <w:ind w:firstLine="420"/>
       </w:pPr>
       <w:r>
         <w:rPr>
           <w:rFonts w:ascii="宋体" w:hAnsi="宋体" w:eastAsia="宋体"/>
-          <w:b w:val="0"/>
           <w:sz w:val="24"/>
         </w:rPr>
-        <w:t>步骤三：点击“测试连接”按钮验证配置是否正确。</w:t>
+        <w:t>双击应用程序图标或在终端执行启动命令后，软件会依次完成以下初始化操作：</w:t>
       </w:r>
     </w:p>
     <w:p>
       <w:pPr>
-        <w:spacing w:after="120" w:before="0" w:line="440" w:lineRule="exact"/>
         <w:ind w:firstLine="420"/>
       </w:pPr>
       <w:r>
         <w:rPr>
           <w:rFonts w:ascii="宋体" w:hAnsi="宋体" w:eastAsia="宋体"/>
-          <w:b w:val="0"/>
           <w:sz w:val="24"/>
         </w:rPr>
-        <w:t>步骤四：配置完成后，在主界面选中需要分析的语料，点击“AI 词汇分解”或“AI 翻译”按钮即可使用 AI 辅助功能。</w:t>
+        <w:t>（1）初始化日志系统，创建日志记录器。</w:t>
       </w:r>
     </w:p>
     <w:p>
       <w:pPr>
-        <w:spacing w:after="120" w:before="0" w:line="440" w:lineRule="exact"/>
         <w:ind w:firstLine="420"/>
       </w:pPr>
       <w:r>
         <w:rPr>
           <w:rFonts w:ascii="宋体" w:hAnsi="宋体" w:eastAsia="宋体"/>
-          <w:b w:val="0"/>
           <w:sz w:val="24"/>
         </w:rPr>
-        <w:t>步骤五：AI 处理完成后，结果将自动填入对应的语料字段中。用户可以在此基础上进行手动调整和修改。</w:t>
+        <w:t>（2）创建 Qt 应用程序实例，设置应用名称为"Fieldnotes Lite"。</w:t>
+      </w:r>
+    </w:p>
+    <w:p>
+      <w:pPr>
+        <w:ind w:firstLine="420"/>
+      </w:pPr>
+      <w:r>
+        <w:rPr>
+          <w:rFonts w:ascii="宋体" w:hAnsi="宋体" w:eastAsia="宋体"/>
+          <w:sz w:val="24"/>
+        </w:rPr>
+        <w:t>（3）执行单实例检查，在系统临时目录创建锁文件 fieldnote_lite.lock。</w:t>
+      </w:r>
+    </w:p>
+    <w:p>
+      <w:pPr>
+        <w:ind w:firstLine="420"/>
+      </w:pPr>
+      <w:r>
+        <w:rPr>
+          <w:rFonts w:ascii="宋体" w:hAnsi="宋体" w:eastAsia="宋体"/>
+          <w:sz w:val="24"/>
+        </w:rPr>
+        <w:t>（4）连接数据库，执行必要的表结构迁移。</w:t>
+      </w:r>
+    </w:p>
+    <w:p>
+      <w:pPr>
+        <w:ind w:firstLine="420"/>
+      </w:pPr>
+      <w:r>
+        <w:rPr>
+          <w:rFonts w:ascii="宋体" w:hAnsi="宋体" w:eastAsia="宋体"/>
+          <w:sz w:val="24"/>
+        </w:rPr>
+        <w:t>（5）创建并显示主窗口。</w:t>
+      </w:r>
+    </w:p>
+    <w:p>
+      <w:pPr>
+        <w:ind w:firstLine="420"/>
+      </w:pPr>
+      <w:r>
+        <w:rPr>
+          <w:rFonts w:ascii="宋体" w:hAnsi="宋体" w:eastAsia="宋体"/>
+          <w:sz w:val="24"/>
+        </w:rPr>
+        <w:t>[截图位置：软件启动后的主界面]</w:t>
+      </w:r>
+    </w:p>
+    <w:p>
+      <w:pPr>
+        <w:pStyle w:val="Heading3"/>
+      </w:pPr>
+      <w:r>
+        <w:rPr>
+          <w:rFonts w:ascii="黑体" w:hAnsi="黑体" w:eastAsia="黑体"/>
+          <w:sz w:val="24"/>
+        </w:rPr>
+        <w:t>4.2 录入语料数据</w:t>
+      </w:r>
+    </w:p>
+    <w:p>
+      <w:pPr>
+        <w:ind w:firstLine="420"/>
+      </w:pPr>
+      <w:r>
+        <w:rPr>
+          <w:rFonts w:ascii="宋体" w:hAnsi="宋体" w:eastAsia="宋体"/>
+          <w:sz w:val="24"/>
+        </w:rPr>
+        <w:t>录入新的语料数据的操作步骤如下：</w:t>
+      </w:r>
+    </w:p>
+    <w:p>
+      <w:pPr>
+        <w:ind w:firstLine="420"/>
+      </w:pPr>
+      <w:r>
+        <w:rPr>
+          <w:rFonts w:ascii="宋体" w:hAnsi="宋体" w:eastAsia="宋体"/>
+          <w:sz w:val="24"/>
+        </w:rPr>
+        <w:t>（1）在主界面顶部选择"数据管理"标签页。</w:t>
+      </w:r>
+    </w:p>
+    <w:p>
+      <w:pPr>
+        <w:ind w:firstLine="420"/>
+      </w:pPr>
+      <w:r>
+        <w:rPr>
+          <w:rFonts w:ascii="宋体" w:hAnsi="宋体" w:eastAsia="宋体"/>
+          <w:sz w:val="24"/>
+        </w:rPr>
+        <w:t>（2）在左侧的数据类型选择器中选择要录入的语料类型（单词、单句、语篇或对话）。</w:t>
+      </w:r>
+    </w:p>
+    <w:p>
+      <w:pPr>
+        <w:ind w:firstLine="420"/>
+      </w:pPr>
+      <w:r>
+        <w:rPr>
+          <w:rFonts w:ascii="宋体" w:hAnsi="宋体" w:eastAsia="宋体"/>
+          <w:sz w:val="24"/>
+        </w:rPr>
+        <w:t>（3）在输入区域的"例句编号"字段中填写语料编号，如 CJ001、TB002 等（此字段可选）。</w:t>
+      </w:r>
+    </w:p>
+    <w:p>
+      <w:pPr>
+        <w:ind w:firstLine="420"/>
+      </w:pPr>
+      <w:r>
+        <w:rPr>
+          <w:rFonts w:ascii="宋体" w:hAnsi="宋体" w:eastAsia="宋体"/>
+          <w:sz w:val="24"/>
+        </w:rPr>
+        <w:t>（4）在"原文"字段中输入原始语料文本。如需输入 IPA 音标字符，可展开 IPA 音标工具栏，点击相应符号插入。</w:t>
+      </w:r>
+    </w:p>
+    <w:p>
+      <w:pPr>
+        <w:ind w:firstLine="420"/>
+      </w:pPr>
+      <w:r>
+        <w:rPr>
+          <w:rFonts w:ascii="宋体" w:hAnsi="宋体" w:eastAsia="宋体"/>
+          <w:sz w:val="24"/>
+        </w:rPr>
+        <w:t>（5）在"词汇分解"字段中输入形态学分析或语法标注内容。</w:t>
+      </w:r>
+    </w:p>
+    <w:p>
+      <w:pPr>
+        <w:ind w:firstLine="420"/>
+      </w:pPr>
+      <w:r>
+        <w:rPr>
+          <w:rFonts w:ascii="宋体" w:hAnsi="宋体" w:eastAsia="宋体"/>
+          <w:sz w:val="24"/>
+        </w:rPr>
+        <w:t>（6）在"翻译"字段中输入目标语言翻译。</w:t>
+      </w:r>
+    </w:p>
+    <w:p>
+      <w:pPr>
+        <w:ind w:firstLine="420"/>
+      </w:pPr>
+      <w:r>
+        <w:rPr>
+          <w:rFonts w:ascii="宋体" w:hAnsi="宋体" w:eastAsia="宋体"/>
+          <w:sz w:val="24"/>
+        </w:rPr>
+        <w:t>（7）根据需要填写"备注"字段的附加说明信息。</w:t>
+      </w:r>
+    </w:p>
+    <w:p>
+      <w:pPr>
+        <w:ind w:firstLine="420"/>
+      </w:pPr>
+      <w:r>
+        <w:rPr>
+          <w:rFonts w:ascii="宋体" w:hAnsi="宋体" w:eastAsia="宋体"/>
+          <w:sz w:val="24"/>
+        </w:rPr>
+        <w:t>（8）如需添加标签，在标签选择器中选择已有标签或输入新标签。</w:t>
+      </w:r>
+    </w:p>
+    <w:p>
+      <w:pPr>
+        <w:ind w:firstLine="420"/>
+      </w:pPr>
+      <w:r>
+        <w:rPr>
+          <w:rFonts w:ascii="宋体" w:hAnsi="宋体" w:eastAsia="宋体"/>
+          <w:sz w:val="24"/>
+        </w:rPr>
+        <w:t>（9）点击"添加语料"按钮保存数据。</w:t>
+      </w:r>
+    </w:p>
+    <w:p>
+      <w:pPr>
+        <w:ind w:firstLine="420"/>
+      </w:pPr>
+      <w:r>
+        <w:rPr>
+          <w:rFonts w:ascii="宋体" w:hAnsi="宋体" w:eastAsia="宋体"/>
+          <w:sz w:val="24"/>
+        </w:rPr>
+        <w:t>[截图位置：填写完成的语料录入界面]</w:t>
+      </w:r>
+    </w:p>
+    <w:p>
+      <w:pPr>
+        <w:ind w:firstLine="420"/>
+      </w:pPr>
+      <w:r>
+        <w:rPr>
+          <w:rFonts w:ascii="宋体" w:hAnsi="宋体" w:eastAsia="宋体"/>
+          <w:sz w:val="24"/>
+        </w:rPr>
+        <w:t>对于语篇类型的语料，还需要填写分组ID和分组名称字段，以关联同一语篇的多个条目。对于对话类型的语料，还需要额外填写说话人和话轮序号字段。</w:t>
+      </w:r>
+    </w:p>
+    <w:p>
+      <w:pPr>
+        <w:pStyle w:val="Heading3"/>
+      </w:pPr>
+      <w:r>
+        <w:rPr>
+          <w:rFonts w:ascii="黑体" w:hAnsi="黑体" w:eastAsia="黑体"/>
+          <w:sz w:val="24"/>
+        </w:rPr>
+        <w:t>4.3 编辑语料数据</w:t>
+      </w:r>
+    </w:p>
+    <w:p>
+      <w:pPr>
+        <w:ind w:firstLine="420"/>
+      </w:pPr>
+      <w:r>
+        <w:rPr>
+          <w:rFonts w:ascii="宋体" w:hAnsi="宋体" w:eastAsia="宋体"/>
+          <w:sz w:val="24"/>
+        </w:rPr>
+        <w:t>编辑已有语料数据的操作步骤如下：</w:t>
+      </w:r>
+    </w:p>
+    <w:p>
+      <w:pPr>
+        <w:ind w:firstLine="420"/>
+      </w:pPr>
+      <w:r>
+        <w:rPr>
+          <w:rFonts w:ascii="宋体" w:hAnsi="宋体" w:eastAsia="宋体"/>
+          <w:sz w:val="24"/>
+        </w:rPr>
+        <w:t>（1）在数据表格中点击要编辑的语料行，该行的数据会自动加载到输入区域的各个字段中。</w:t>
+      </w:r>
+    </w:p>
+    <w:p>
+      <w:pPr>
+        <w:ind w:firstLine="420"/>
+      </w:pPr>
+      <w:r>
+        <w:rPr>
+          <w:rFonts w:ascii="宋体" w:hAnsi="宋体" w:eastAsia="宋体"/>
+          <w:sz w:val="24"/>
+        </w:rPr>
+        <w:t>（2）修改需要更新的字段内容。</w:t>
+      </w:r>
+    </w:p>
+    <w:p>
+      <w:pPr>
+        <w:ind w:firstLine="420"/>
+      </w:pPr>
+      <w:r>
+        <w:rPr>
+          <w:rFonts w:ascii="宋体" w:hAnsi="宋体" w:eastAsia="宋体"/>
+          <w:sz w:val="24"/>
+        </w:rPr>
+        <w:t>（3）点击"更新语料"按钮保存修改。</w:t>
+      </w:r>
+    </w:p>
+    <w:p>
+      <w:pPr>
+        <w:ind w:firstLine="420"/>
+      </w:pPr>
+      <w:r>
+        <w:rPr>
+          <w:rFonts w:ascii="宋体" w:hAnsi="宋体" w:eastAsia="宋体"/>
+          <w:sz w:val="24"/>
+        </w:rPr>
+        <w:t>[截图位置：选中一条语料后的编辑状态]</w:t>
+      </w:r>
+    </w:p>
+    <w:p>
+      <w:pPr>
+        <w:pStyle w:val="Heading3"/>
+      </w:pPr>
+      <w:r>
+        <w:rPr>
+          <w:rFonts w:ascii="黑体" w:hAnsi="黑体" w:eastAsia="黑体"/>
+          <w:sz w:val="24"/>
+        </w:rPr>
+        <w:t>4.4 删除语料数据</w:t>
+      </w:r>
+    </w:p>
+    <w:p>
+      <w:pPr>
+        <w:ind w:firstLine="420"/>
+      </w:pPr>
+      <w:r>
+        <w:rPr>
+          <w:rFonts w:ascii="宋体" w:hAnsi="宋体" w:eastAsia="宋体"/>
+          <w:sz w:val="24"/>
+        </w:rPr>
+        <w:t>删除语料数据的操作步骤如下：</w:t>
+      </w:r>
+    </w:p>
+    <w:p>
+      <w:pPr>
+        <w:ind w:firstLine="420"/>
+      </w:pPr>
+      <w:r>
+        <w:rPr>
+          <w:rFonts w:ascii="宋体" w:hAnsi="宋体" w:eastAsia="宋体"/>
+          <w:sz w:val="24"/>
+        </w:rPr>
+        <w:t>（1）在数据表格中选中要删除的语料行。</w:t>
+      </w:r>
+    </w:p>
+    <w:p>
+      <w:pPr>
+        <w:ind w:firstLine="420"/>
+      </w:pPr>
+      <w:r>
+        <w:rPr>
+          <w:rFonts w:ascii="宋体" w:hAnsi="宋体" w:eastAsia="宋体"/>
+          <w:sz w:val="24"/>
+        </w:rPr>
+        <w:t>（2）点击"删除语料"按钮。</w:t>
+      </w:r>
+    </w:p>
+    <w:p>
+      <w:pPr>
+        <w:ind w:firstLine="420"/>
+      </w:pPr>
+      <w:r>
+        <w:rPr>
+          <w:rFonts w:ascii="宋体" w:hAnsi="宋体" w:eastAsia="宋体"/>
+          <w:sz w:val="24"/>
+        </w:rPr>
+        <w:t>（3）在弹出的确认对话框中确认删除操作。</w:t>
+      </w:r>
+    </w:p>
+    <w:p>
+      <w:pPr>
+        <w:ind w:firstLine="420"/>
+      </w:pPr>
+      <w:r>
+        <w:rPr>
+          <w:rFonts w:ascii="宋体" w:hAnsi="宋体" w:eastAsia="宋体"/>
+          <w:sz w:val="24"/>
+        </w:rPr>
+        <w:t>对于语篇或对话类型的数据，可以选择删除单条记录或删除整个分组。</w:t>
+      </w:r>
+    </w:p>
+    <w:p>
+      <w:pPr>
+        <w:pStyle w:val="Heading3"/>
+      </w:pPr>
+      <w:r>
+        <w:rPr>
+          <w:rFonts w:ascii="黑体" w:hAnsi="黑体" w:eastAsia="黑体"/>
+          <w:sz w:val="24"/>
+        </w:rPr>
+        <w:t>4.5 搜索语料</w:t>
+      </w:r>
+    </w:p>
+    <w:p>
+      <w:pPr>
+        <w:ind w:firstLine="420"/>
+      </w:pPr>
+      <w:r>
+        <w:rPr>
+          <w:rFonts w:ascii="宋体" w:hAnsi="宋体" w:eastAsia="宋体"/>
+          <w:sz w:val="24"/>
+        </w:rPr>
+        <w:t>使用搜索功能查找语料的操作步骤如下：</w:t>
+      </w:r>
+    </w:p>
+    <w:p>
+      <w:pPr>
+        <w:ind w:firstLine="420"/>
+      </w:pPr>
+      <w:r>
+        <w:rPr>
+          <w:rFonts w:ascii="宋体" w:hAnsi="宋体" w:eastAsia="宋体"/>
+          <w:sz w:val="24"/>
+        </w:rPr>
+        <w:t>（1）切换到"检索"标签页。</w:t>
+      </w:r>
+    </w:p>
+    <w:p>
+      <w:pPr>
+        <w:ind w:firstLine="420"/>
+      </w:pPr>
+      <w:r>
+        <w:rPr>
+          <w:rFonts w:ascii="宋体" w:hAnsi="宋体" w:eastAsia="宋体"/>
+          <w:sz w:val="24"/>
+        </w:rPr>
+        <w:t>（2）在搜索字段下拉框中选择要搜索的字段范围，可选择"全部字段"进行全文搜索，也可选择特定字段（例句编号、原文、词汇分解、翻译、备注）进行精确搜索。</w:t>
+      </w:r>
+    </w:p>
+    <w:p>
+      <w:pPr>
+        <w:ind w:firstLine="420"/>
+      </w:pPr>
+      <w:r>
+        <w:rPr>
+          <w:rFonts w:ascii="宋体" w:hAnsi="宋体" w:eastAsia="宋体"/>
+          <w:sz w:val="24"/>
+        </w:rPr>
+        <w:t>（3）在搜索框中输入关键词。</w:t>
+      </w:r>
+    </w:p>
+    <w:p>
+      <w:pPr>
+        <w:ind w:firstLine="420"/>
+      </w:pPr>
+      <w:r>
+        <w:rPr>
+          <w:rFonts w:ascii="宋体" w:hAnsi="宋体" w:eastAsia="宋体"/>
+          <w:sz w:val="24"/>
+        </w:rPr>
+        <w:t>（4）如需按数据类型筛选，在类型筛选下拉框中选择相应类型。</w:t>
+      </w:r>
+    </w:p>
+    <w:p>
+      <w:pPr>
+        <w:ind w:firstLine="420"/>
+      </w:pPr>
+      <w:r>
+        <w:rPr>
+          <w:rFonts w:ascii="宋体" w:hAnsi="宋体" w:eastAsia="宋体"/>
+          <w:sz w:val="24"/>
+        </w:rPr>
+        <w:t>（5）如需按标签筛选，在标签筛选区域选择一个或多个标签。</w:t>
+      </w:r>
+    </w:p>
+    <w:p>
+      <w:pPr>
+        <w:ind w:firstLine="420"/>
+      </w:pPr>
+      <w:r>
+        <w:rPr>
+          <w:rFonts w:ascii="宋体" w:hAnsi="宋体" w:eastAsia="宋体"/>
+          <w:sz w:val="24"/>
+        </w:rPr>
+        <w:t>（6）点击"搜索"按钮，搜索结果将在下方表格中显示，匹配的关键词会高亮标记。</w:t>
+      </w:r>
+    </w:p>
+    <w:p>
+      <w:pPr>
+        <w:ind w:firstLine="420"/>
+      </w:pPr>
+      <w:r>
+        <w:rPr>
+          <w:rFonts w:ascii="宋体" w:hAnsi="宋体" w:eastAsia="宋体"/>
+          <w:sz w:val="24"/>
+        </w:rPr>
+        <w:t>[截图位置：搜索结果展示界面]</w:t>
+      </w:r>
+    </w:p>
+    <w:p>
+      <w:pPr>
+        <w:pStyle w:val="Heading3"/>
+      </w:pPr>
+      <w:r>
+        <w:rPr>
+          <w:rFonts w:ascii="黑体" w:hAnsi="黑体" w:eastAsia="黑体"/>
+          <w:sz w:val="24"/>
+        </w:rPr>
+        <w:t>4.6 导出 Word 文档</w:t>
+      </w:r>
+    </w:p>
+    <w:p>
+      <w:pPr>
+        <w:ind w:firstLine="420"/>
+      </w:pPr>
+      <w:r>
+        <w:rPr>
+          <w:rFonts w:ascii="宋体" w:hAnsi="宋体" w:eastAsia="宋体"/>
+          <w:sz w:val="24"/>
+        </w:rPr>
+        <w:t>将语料导出为 Word 文档的操作步骤如下：</w:t>
+      </w:r>
+    </w:p>
+    <w:p>
+      <w:pPr>
+        <w:ind w:firstLine="420"/>
+      </w:pPr>
+      <w:r>
+        <w:rPr>
+          <w:rFonts w:ascii="宋体" w:hAnsi="宋体" w:eastAsia="宋体"/>
+          <w:sz w:val="24"/>
+        </w:rPr>
+        <w:t>（1）切换到"导出"标签页。</w:t>
+      </w:r>
+    </w:p>
+    <w:p>
+      <w:pPr>
+        <w:ind w:firstLine="420"/>
+      </w:pPr>
+      <w:r>
+        <w:rPr>
+          <w:rFonts w:ascii="宋体" w:hAnsi="宋体" w:eastAsia="宋体"/>
+          <w:sz w:val="24"/>
+        </w:rPr>
+        <w:t>（2）设置导出参数：</w:t>
+      </w:r>
+    </w:p>
+    <w:p>
+      <w:pPr>
+        <w:ind w:firstLine="420"/>
+      </w:pPr>
+      <w:r>
+        <w:rPr>
+          <w:rFonts w:ascii="宋体" w:hAnsi="宋体" w:eastAsia="宋体"/>
+          <w:sz w:val="24"/>
+        </w:rPr>
+        <w:t>- 表格宽度：默认 5 英寸，可根据需要调整。 - 字体大小：默认 10pt。 - 行距：默认 1.15。 - 是否显示编号：勾选后每条语料前会显示例句编号。 - 每页语料数：设置每页显示的语料条数。 - 原文字体：默认 Doulos SIL Compact，适合显示 IPA 字符。 - 词汇分解字体：默认 Charis SIL Compact。</w:t>
+      </w:r>
+    </w:p>
+    <w:p>
+      <w:pPr>
+        <w:ind w:firstLine="420"/>
+      </w:pPr>
+      <w:r>
+        <w:rPr>
+          <w:rFonts w:ascii="宋体" w:hAnsi="宋体" w:eastAsia="宋体"/>
+          <w:sz w:val="24"/>
+        </w:rPr>
+        <w:t>（3）选择导出范围：可选择导出全部语料或仅导出当前搜索结果。</w:t>
+      </w:r>
+    </w:p>
+    <w:p>
+      <w:pPr>
+        <w:ind w:firstLine="420"/>
+      </w:pPr>
+      <w:r>
+        <w:rPr>
+          <w:rFonts w:ascii="宋体" w:hAnsi="宋体" w:eastAsia="宋体"/>
+          <w:sz w:val="24"/>
+        </w:rPr>
+        <w:t>（4）点击"导出到Word"按钮。</w:t>
+      </w:r>
+    </w:p>
+    <w:p>
+      <w:pPr>
+        <w:ind w:firstLine="420"/>
+      </w:pPr>
+      <w:r>
+        <w:rPr>
+          <w:rFonts w:ascii="宋体" w:hAnsi="宋体" w:eastAsia="宋体"/>
+          <w:sz w:val="24"/>
+        </w:rPr>
+        <w:t>（5）在文件保存对话框中选择保存位置和文件名。</w:t>
+      </w:r>
+    </w:p>
+    <w:p>
+      <w:pPr>
+        <w:ind w:firstLine="420"/>
+      </w:pPr>
+      <w:r>
+        <w:rPr>
+          <w:rFonts w:ascii="宋体" w:hAnsi="宋体" w:eastAsia="宋体"/>
+          <w:sz w:val="24"/>
+        </w:rPr>
+        <w:t>（6）等待导出完成，软件会弹出成功提示。</w:t>
+      </w:r>
+    </w:p>
+    <w:p>
+      <w:pPr>
+        <w:ind w:firstLine="420"/>
+      </w:pPr>
+      <w:r>
+        <w:rPr>
+          <w:rFonts w:ascii="宋体" w:hAnsi="宋体" w:eastAsia="宋体"/>
+          <w:sz w:val="24"/>
+        </w:rPr>
+        <w:t>[截图位置：导出参数设置界面]</w:t>
+      </w:r>
+    </w:p>
+    <w:p>
+      <w:pPr>
+        <w:ind w:firstLine="420"/>
+      </w:pPr>
+      <w:r>
+        <w:rPr>
+          <w:rFonts w:ascii="宋体" w:hAnsi="宋体" w:eastAsia="宋体"/>
+          <w:sz w:val="24"/>
+        </w:rPr>
+        <w:t>导出的 Word 文档采用三行透明表格格式，每条语料包含原文行、词汇分解行和翻译行，词与词之间实现精确对齐。文档示例格式如下：</w:t>
+      </w:r>
+    </w:p>
+    <w:p>
+      <w:pPr>
+        <w:spacing w:before="0" w:after="0"/>
+      </w:pPr>
+      <w:r>
+        <w:rPr>
+          <w:rFonts w:ascii="Courier New" w:hAnsi="Courier New" w:eastAsia="宋体"/>
+          <w:sz w:val="20"/>
+        </w:rPr>
+        <w:t>(CJ001)</w:t>
+      </w:r>
+    </w:p>
+    <w:p>
+      <w:pPr>
+        <w:spacing w:before="0" w:after="0"/>
+      </w:pPr>
+      <w:r>
+        <w:rPr>
+          <w:rFonts w:ascii="Courier New" w:hAnsi="Courier New" w:eastAsia="宋体"/>
+          <w:sz w:val="20"/>
+        </w:rPr>
+        <w:t>原文:     ŋa˧  tə˥  tɕʰi˥  fan˨˩</w:t>
+      </w:r>
+    </w:p>
+    <w:p>
+      <w:pPr>
+        <w:spacing w:before="0" w:after="0"/>
+      </w:pPr>
+      <w:r>
+        <w:rPr>
+          <w:rFonts w:ascii="Courier New" w:hAnsi="Courier New" w:eastAsia="宋体"/>
+          <w:sz w:val="20"/>
+        </w:rPr>
+        <w:t>词汇分解: 1SG  CLF  eat    rice</w:t>
+      </w:r>
+    </w:p>
+    <w:p>
+      <w:pPr>
+        <w:spacing w:before="0" w:after="0"/>
+      </w:pPr>
+      <w:r>
+        <w:rPr>
+          <w:rFonts w:ascii="Courier New" w:hAnsi="Courier New" w:eastAsia="宋体"/>
+          <w:sz w:val="20"/>
+        </w:rPr>
+        <w:t>翻译:     我吃饭</w:t>
+      </w:r>
+    </w:p>
+    <w:p>
+      <w:pPr>
+        <w:pStyle w:val="Heading3"/>
+      </w:pPr>
+      <w:r>
+        <w:rPr>
+          <w:rFonts w:ascii="黑体" w:hAnsi="黑体" w:eastAsia="黑体"/>
+          <w:sz w:val="24"/>
+        </w:rPr>
+        <w:t>4.7 批量导入语料</w:t>
+      </w:r>
+    </w:p>
+    <w:p>
+      <w:pPr>
+        <w:ind w:firstLine="420"/>
+      </w:pPr>
+      <w:r>
+        <w:rPr>
+          <w:rFonts w:ascii="宋体" w:hAnsi="宋体" w:eastAsia="宋体"/>
+          <w:sz w:val="24"/>
+        </w:rPr>
+        <w:t>批量导入外部语料文件的操作步骤如下：</w:t>
+      </w:r>
+    </w:p>
+    <w:p>
+      <w:pPr>
+        <w:ind w:firstLine="420"/>
+      </w:pPr>
+      <w:r>
+        <w:rPr>
+          <w:rFonts w:ascii="宋体" w:hAnsi="宋体" w:eastAsia="宋体"/>
+          <w:sz w:val="24"/>
+        </w:rPr>
+        <w:t>（1）准备符合格式要求的 JSON 或 CSV 数据文件。JSON 文件应为包含语料对象的数组，每个对象包含 entry_type、source_text、gloss、translation 等字段。CSV 文件第一行应为表头行。</w:t>
+      </w:r>
+    </w:p>
+    <w:p>
+      <w:pPr>
+        <w:ind w:firstLine="420"/>
+      </w:pPr>
+      <w:r>
+        <w:rPr>
+          <w:rFonts w:ascii="宋体" w:hAnsi="宋体" w:eastAsia="宋体"/>
+          <w:sz w:val="24"/>
+        </w:rPr>
+        <w:t>（2）在数据管理标签页中点击"批量导入"按钮。</w:t>
+      </w:r>
+    </w:p>
+    <w:p>
+      <w:pPr>
+        <w:ind w:firstLine="420"/>
+      </w:pPr>
+      <w:r>
+        <w:rPr>
+          <w:rFonts w:ascii="宋体" w:hAnsi="宋体" w:eastAsia="宋体"/>
+          <w:sz w:val="24"/>
+        </w:rPr>
+        <w:t>（3）在文件选择对话框中选择要导入的数据文件。</w:t>
+      </w:r>
+    </w:p>
+    <w:p>
+      <w:pPr>
+        <w:ind w:firstLine="420"/>
+      </w:pPr>
+      <w:r>
+        <w:rPr>
+          <w:rFonts w:ascii="宋体" w:hAnsi="宋体" w:eastAsia="宋体"/>
+          <w:sz w:val="24"/>
+        </w:rPr>
+        <w:t>（4）软件会自动解析文件内容并批量插入到数据库中。</w:t>
+      </w:r>
+    </w:p>
+    <w:p>
+      <w:pPr>
+        <w:ind w:firstLine="420"/>
+      </w:pPr>
+      <w:r>
+        <w:rPr>
+          <w:rFonts w:ascii="宋体" w:hAnsi="宋体" w:eastAsia="宋体"/>
+          <w:sz w:val="24"/>
+        </w:rPr>
+        <w:t>（5）导入完成后显示成功导入的记录数量。</w:t>
+      </w:r>
+    </w:p>
+    <w:p>
+      <w:pPr>
+        <w:ind w:firstLine="420"/>
+      </w:pPr>
+      <w:r>
+        <w:rPr>
+          <w:rFonts w:ascii="宋体" w:hAnsi="宋体" w:eastAsia="宋体"/>
+          <w:sz w:val="24"/>
+        </w:rPr>
+        <w:t>[截图位置：批量导入完成后的提示信息]</w:t>
+      </w:r>
+    </w:p>
+    <w:p>
+      <w:pPr>
+        <w:pStyle w:val="Heading3"/>
+      </w:pPr>
+      <w:r>
+        <w:rPr>
+          <w:rFonts w:ascii="黑体" w:hAnsi="黑体" w:eastAsia="黑体"/>
+          <w:sz w:val="24"/>
+        </w:rPr>
+        <w:t>4.8 使用 AI 辅助功能</w:t>
+      </w:r>
+    </w:p>
+    <w:p>
+      <w:pPr>
+        <w:ind w:firstLine="420"/>
+      </w:pPr>
+      <w:r>
+        <w:rPr>
+          <w:rFonts w:ascii="宋体" w:hAnsi="宋体" w:eastAsia="宋体"/>
+          <w:sz w:val="24"/>
+        </w:rPr>
+        <w:t>使用 AI 功能进行词汇分解或翻译的操作步骤如下：</w:t>
+      </w:r>
+    </w:p>
+    <w:p>
+      <w:pPr>
+        <w:ind w:firstLine="420"/>
+      </w:pPr>
+      <w:r>
+        <w:rPr>
+          <w:rFonts w:ascii="宋体" w:hAnsi="宋体" w:eastAsia="宋体"/>
+          <w:sz w:val="24"/>
+        </w:rPr>
+        <w:t>（1）首先配置 AI 服务。通过菜单"设置 &gt; AI设置"打开配置对话框。</w:t>
+      </w:r>
+    </w:p>
+    <w:p>
+      <w:pPr>
+        <w:ind w:firstLine="420"/>
+      </w:pPr>
+      <w:r>
+        <w:rPr>
+          <w:rFonts w:ascii="宋体" w:hAnsi="宋体" w:eastAsia="宋体"/>
+          <w:sz w:val="24"/>
+        </w:rPr>
+        <w:t>（2）选择 AI 提供者类型：Claude、OpenAI 兼容、Ollama 或自动模式。</w:t>
+      </w:r>
+    </w:p>
+    <w:p>
+      <w:pPr>
+        <w:ind w:firstLine="420"/>
+      </w:pPr>
+      <w:r>
+        <w:rPr>
+          <w:rFonts w:ascii="宋体" w:hAnsi="宋体" w:eastAsia="宋体"/>
+          <w:sz w:val="24"/>
+        </w:rPr>
+        <w:t>（3）根据选择的提供者填写相应的配置信息：</w:t>
+      </w:r>
+    </w:p>
+    <w:p>
+      <w:pPr>
+        <w:ind w:firstLine="420"/>
+      </w:pPr>
+      <w:r>
+        <w:rPr>
+          <w:rFonts w:ascii="宋体" w:hAnsi="宋体" w:eastAsia="宋体"/>
+          <w:sz w:val="24"/>
+        </w:rPr>
+        <w:t>- Claude：填写 API 密钥和模型名称。 - OpenAI 兼容：选择预设服务商（OpenAI、DeepSeek、通义千问等）或自定义，填写 API 密钥、Base URL 和模型名称。 - Ollama：填写本地服务地址（默认 http://localhost:11434）和模型名称。</w:t>
+      </w:r>
+    </w:p>
+    <w:p>
+      <w:pPr>
+        <w:ind w:firstLine="420"/>
+      </w:pPr>
+      <w:r>
+        <w:rPr>
+          <w:rFonts w:ascii="宋体" w:hAnsi="宋体" w:eastAsia="宋体"/>
+          <w:sz w:val="24"/>
+        </w:rPr>
+        <w:t>（4）点击"保存"按钮保存配置。API 密钥会通过系统 keyring 安全存储。</w:t>
+      </w:r>
+    </w:p>
+    <w:p>
+      <w:pPr>
+        <w:ind w:firstLine="420"/>
+      </w:pPr>
+      <w:r>
+        <w:rPr>
+          <w:rFonts w:ascii="宋体" w:hAnsi="宋体" w:eastAsia="宋体"/>
+          <w:sz w:val="24"/>
+        </w:rPr>
+        <w:t>（5）返回数据管理界面，选中需要 AI 辅助分析的语料。</w:t>
+      </w:r>
+    </w:p>
+    <w:p>
+      <w:pPr>
+        <w:ind w:firstLine="420"/>
+      </w:pPr>
+      <w:r>
+        <w:rPr>
+          <w:rFonts w:ascii="宋体" w:hAnsi="宋体" w:eastAsia="宋体"/>
+          <w:sz w:val="24"/>
+        </w:rPr>
+        <w:t>（6）点击"AI 词汇分解"或"AI 翻译"按钮，软件将调用已配置的 AI 服务进行分析。</w:t>
+      </w:r>
+    </w:p>
+    <w:p>
+      <w:pPr>
+        <w:ind w:firstLine="420"/>
+      </w:pPr>
+      <w:r>
+        <w:rPr>
+          <w:rFonts w:ascii="宋体" w:hAnsi="宋体" w:eastAsia="宋体"/>
+          <w:sz w:val="24"/>
+        </w:rPr>
+        <w:t>（7）AI 返回的分析结果会自动填充到相应的字段中，用户可进一步修改后保存。</w:t>
+      </w:r>
+    </w:p>
+    <w:p>
+      <w:pPr>
+        <w:ind w:firstLine="420"/>
+      </w:pPr>
+      <w:r>
+        <w:rPr>
+          <w:rFonts w:ascii="宋体" w:hAnsi="宋体" w:eastAsia="宋体"/>
+          <w:sz w:val="24"/>
+        </w:rPr>
+        <w:t>[截图位置：AI 设置对话框中的配置选项]</w:t>
+      </w:r>
+    </w:p>
+    <w:p>
+      <w:pPr>
+        <w:pStyle w:val="Heading3"/>
+      </w:pPr>
+      <w:r>
+        <w:rPr>
+          <w:rFonts w:ascii="黑体" w:hAnsi="黑体" w:eastAsia="黑体"/>
+          <w:sz w:val="24"/>
+        </w:rPr>
+        <w:t>4.9 管理标签</w:t>
+      </w:r>
+    </w:p>
+    <w:p>
+      <w:pPr>
+        <w:ind w:firstLine="420"/>
+      </w:pPr>
+      <w:r>
+        <w:rPr>
+          <w:rFonts w:ascii="宋体" w:hAnsi="宋体" w:eastAsia="宋体"/>
+          <w:sz w:val="24"/>
+        </w:rPr>
+        <w:t>使用标签管理功能的操作步骤如下：</w:t>
+      </w:r>
+    </w:p>
+    <w:p>
+      <w:pPr>
+        <w:ind w:firstLine="420"/>
+      </w:pPr>
+      <w:r>
+        <w:rPr>
+          <w:rFonts w:ascii="宋体" w:hAnsi="宋体" w:eastAsia="宋体"/>
+          <w:sz w:val="24"/>
+        </w:rPr>
+        <w:t>（1）为单条语料添加标签：在录入或编辑语料时，在标签选择器中勾选已有标签或输入新标签名称。</w:t>
+      </w:r>
+    </w:p>
+    <w:p>
+      <w:pPr>
+        <w:ind w:firstLine="420"/>
+      </w:pPr>
+      <w:r>
+        <w:rPr>
+          <w:rFonts w:ascii="宋体" w:hAnsi="宋体" w:eastAsia="宋体"/>
+          <w:sz w:val="24"/>
+        </w:rPr>
+        <w:t>（2）批量管理标签：在数据表格中选中多条语料（按住 Ctrl/Cmd 键可多选），然后使用"批量标签"功能同时为选中的语料添加或移除标签。</w:t>
+      </w:r>
+    </w:p>
+    <w:p>
+      <w:pPr>
+        <w:ind w:firstLine="420"/>
+      </w:pPr>
+      <w:r>
+        <w:rPr>
+          <w:rFonts w:ascii="宋体" w:hAnsi="宋体" w:eastAsia="宋体"/>
+          <w:sz w:val="24"/>
+        </w:rPr>
+        <w:t>（3）按标签筛选：在搜索界面的标签筛选区域选择标签，即可只显示包含该标签的语料。</w:t>
+      </w:r>
+    </w:p>
+    <w:p>
+      <w:pPr>
+        <w:ind w:firstLine="420"/>
+      </w:pPr>
+      <w:r>
+        <w:rPr>
+          <w:rFonts w:ascii="宋体" w:hAnsi="宋体" w:eastAsia="宋体"/>
+          <w:sz w:val="24"/>
+        </w:rPr>
+        <w:t>[截图位置：标签管理操作界面]</w:t>
+      </w:r>
+    </w:p>
+    <w:p>
+      <w:pPr>
+        <w:pStyle w:val="Heading3"/>
+      </w:pPr>
+      <w:r>
+        <w:rPr>
+          <w:rFonts w:ascii="黑体" w:hAnsi="黑体" w:eastAsia="黑体"/>
+          <w:sz w:val="24"/>
+        </w:rPr>
+        <w:t>4.10 数据备份与恢复</w:t>
+      </w:r>
+    </w:p>
+    <w:p>
+      <w:pPr>
+        <w:ind w:firstLine="420"/>
+      </w:pPr>
+      <w:r>
+        <w:rPr>
+          <w:rFonts w:ascii="宋体" w:hAnsi="宋体" w:eastAsia="宋体"/>
+          <w:sz w:val="24"/>
+        </w:rPr>
+        <w:t>执行数据备份的操作步骤如下：</w:t>
+      </w:r>
+    </w:p>
+    <w:p>
+      <w:pPr>
+        <w:ind w:firstLine="420"/>
+      </w:pPr>
+      <w:r>
+        <w:rPr>
+          <w:rFonts w:ascii="宋体" w:hAnsi="宋体" w:eastAsia="宋体"/>
+          <w:sz w:val="24"/>
+        </w:rPr>
+        <w:t>（1）通过菜单"工具 &gt; 备份数据库"创建手动备份。</w:t>
+      </w:r>
+    </w:p>
+    <w:p>
+      <w:pPr>
+        <w:ind w:firstLine="420"/>
+      </w:pPr>
+      <w:r>
+        <w:rPr>
+          <w:rFonts w:ascii="宋体" w:hAnsi="宋体" w:eastAsia="宋体"/>
+          <w:sz w:val="24"/>
+        </w:rPr>
+        <w:t>（2）软件会将当前数据库复制到 ~/.fieldnote/backups/ 目录下，文件名包含时间戳。</w:t>
+      </w:r>
+    </w:p>
+    <w:p>
+      <w:pPr>
+        <w:ind w:firstLine="420"/>
+      </w:pPr>
+      <w:r>
+        <w:rPr>
+          <w:rFonts w:ascii="宋体" w:hAnsi="宋体" w:eastAsia="宋体"/>
+          <w:sz w:val="24"/>
+        </w:rPr>
+        <w:t>（3）备份完成后显示备份文件路径。</w:t>
+      </w:r>
+    </w:p>
+    <w:p>
+      <w:pPr>
+        <w:ind w:firstLine="420"/>
+      </w:pPr>
+      <w:r>
+        <w:rPr>
+          <w:rFonts w:ascii="宋体" w:hAnsi="宋体" w:eastAsia="宋体"/>
+          <w:sz w:val="24"/>
+        </w:rPr>
+        <w:t>执行数据库完整性检查的操作步骤如下：</w:t>
+      </w:r>
+    </w:p>
+    <w:p>
+      <w:pPr>
+        <w:ind w:firstLine="420"/>
+      </w:pPr>
+      <w:r>
+        <w:rPr>
+          <w:rFonts w:ascii="宋体" w:hAnsi="宋体" w:eastAsia="宋体"/>
+          <w:sz w:val="24"/>
+        </w:rPr>
+        <w:t>（1）通过菜单"工具 &gt; 检查数据完整性"执行检查。</w:t>
+      </w:r>
+    </w:p>
+    <w:p>
+      <w:pPr>
+        <w:ind w:firstLine="420"/>
+      </w:pPr>
+      <w:r>
+        <w:rPr>
+          <w:rFonts w:ascii="宋体" w:hAnsi="宋体" w:eastAsia="宋体"/>
+          <w:sz w:val="24"/>
+        </w:rPr>
+        <w:t>（2）软件会运行 SQLite 内置的 PRAGMA integrity_check 命令。</w:t>
+      </w:r>
+    </w:p>
+    <w:p>
+      <w:pPr>
+        <w:ind w:firstLine="420"/>
+      </w:pPr>
+      <w:r>
+        <w:rPr>
+          <w:rFonts w:ascii="宋体" w:hAnsi="宋体" w:eastAsia="宋体"/>
+          <w:sz w:val="24"/>
+        </w:rPr>
+        <w:t>（3）检查结果会在对话框中显示，提示数据库状态是否正常。</w:t>
+      </w:r>
+    </w:p>
+    <w:p>
+      <w:pPr>
+        <w:pStyle w:val="Heading3"/>
+      </w:pPr>
+      <w:r>
+        <w:rPr>
+          <w:rFonts w:ascii="黑体" w:hAnsi="黑体" w:eastAsia="黑体"/>
+          <w:sz w:val="24"/>
+        </w:rPr>
+        <w:t>4.11 切换界面主题</w:t>
+      </w:r>
+    </w:p>
+    <w:p>
+      <w:pPr>
+        <w:ind w:firstLine="420"/>
+      </w:pPr>
+      <w:r>
+        <w:rPr>
+          <w:rFonts w:ascii="宋体" w:hAnsi="宋体" w:eastAsia="宋体"/>
+          <w:sz w:val="24"/>
+        </w:rPr>
+        <w:t>切换界面主题的操作步骤如下：</w:t>
+      </w:r>
+    </w:p>
+    <w:p>
+      <w:pPr>
+        <w:ind w:firstLine="420"/>
+      </w:pPr>
+      <w:r>
+        <w:rPr>
+          <w:rFonts w:ascii="宋体" w:hAnsi="宋体" w:eastAsia="宋体"/>
+          <w:sz w:val="24"/>
+        </w:rPr>
+        <w:t>（1）通过菜单"视图"或相应的主题切换选项选择深色模式或浅色模式。</w:t>
+      </w:r>
+    </w:p>
+    <w:p>
+      <w:pPr>
+        <w:ind w:firstLine="420"/>
+      </w:pPr>
+      <w:r>
+        <w:rPr>
+          <w:rFonts w:ascii="宋体" w:hAnsi="宋体" w:eastAsia="宋体"/>
+          <w:sz w:val="24"/>
+        </w:rPr>
+        <w:t>（2）界面会立即切换到选择的主题风格，无需重启软件。</w:t>
+      </w:r>
+    </w:p>
+    <w:p>
+      <w:pPr>
+        <w:ind w:firstLine="420"/>
+      </w:pPr>
+      <w:r>
+        <w:rPr>
+          <w:rFonts w:ascii="宋体" w:hAnsi="宋体" w:eastAsia="宋体"/>
+          <w:sz w:val="24"/>
+        </w:rPr>
+        <w:t>[截图位置：深色模式下的软件界面]</w:t>
+      </w:r>
+    </w:p>
+    <w:p>
+      <w:pPr>
+        <w:pStyle w:val="Heading3"/>
+      </w:pPr>
+      <w:r>
+        <w:rPr>
+          <w:rFonts w:ascii="黑体" w:hAnsi="黑体" w:eastAsia="黑体"/>
+          <w:sz w:val="24"/>
+        </w:rPr>
+        <w:t>4.12 语料去重</w:t>
+      </w:r>
+    </w:p>
+    <w:p>
+      <w:pPr>
+        <w:ind w:firstLine="420"/>
+      </w:pPr>
+      <w:r>
+        <w:rPr>
+          <w:rFonts w:ascii="宋体" w:hAnsi="宋体" w:eastAsia="宋体"/>
+          <w:sz w:val="24"/>
+        </w:rPr>
+        <w:t>执行语料去重的操作步骤如下：</w:t>
+      </w:r>
+    </w:p>
+    <w:p>
+      <w:pPr>
+        <w:ind w:firstLine="420"/>
+      </w:pPr>
+      <w:r>
+        <w:rPr>
+          <w:rFonts w:ascii="宋体" w:hAnsi="宋体" w:eastAsia="宋体"/>
+          <w:sz w:val="24"/>
+        </w:rPr>
+        <w:t>（1）通过菜单或工具栏中的"去重"功能入口打开去重界面。</w:t>
+      </w:r>
+    </w:p>
+    <w:p>
+      <w:pPr>
+        <w:ind w:firstLine="420"/>
+      </w:pPr>
+      <w:r>
+        <w:rPr>
+          <w:rFonts w:ascii="宋体" w:hAnsi="宋体" w:eastAsia="宋体"/>
+          <w:sz w:val="24"/>
+        </w:rPr>
+        <w:t>（2）选择匹配模式：精确匹配（原文完全相同）或模糊匹配（设置相似度阈值）。</w:t>
+      </w:r>
+    </w:p>
+    <w:p>
+      <w:pPr>
+        <w:ind w:firstLine="420"/>
+      </w:pPr>
+      <w:r>
+        <w:rPr>
+          <w:rFonts w:ascii="宋体" w:hAnsi="宋体" w:eastAsia="宋体"/>
+          <w:sz w:val="24"/>
+        </w:rPr>
+        <w:t>（3）点击"检测重复"按钮，软件会扫描数据库中的所有语料并找出重复组。</w:t>
+      </w:r>
+    </w:p>
+    <w:p>
+      <w:pPr>
+        <w:ind w:firstLine="420"/>
+      </w:pPr>
+      <w:r>
+        <w:rPr>
+          <w:rFonts w:ascii="宋体" w:hAnsi="宋体" w:eastAsia="宋体"/>
+          <w:sz w:val="24"/>
+        </w:rPr>
+        <w:t>（4）在结果列表中查看各重复组的内容，选择要保留或删除的条目。</w:t>
+      </w:r>
+    </w:p>
+    <w:p>
+      <w:pPr>
+        <w:ind w:firstLine="420"/>
+      </w:pPr>
+      <w:r>
+        <w:rPr>
+          <w:rFonts w:ascii="宋体" w:hAnsi="宋体" w:eastAsia="宋体"/>
+          <w:sz w:val="24"/>
+        </w:rPr>
+        <w:t>（5）确认后执行删除操作。</w:t>
+      </w:r>
+    </w:p>
+    <w:p>
+      <w:pPr>
+        <w:ind w:firstLine="420"/>
+      </w:pPr>
+      <w:r>
+        <w:rPr>
+          <w:rFonts w:ascii="宋体" w:hAnsi="宋体" w:eastAsia="宋体"/>
+          <w:sz w:val="24"/>
+        </w:rPr>
+        <w:t>[截图位置：去重检测结果界面]</w:t>
+      </w:r>
+    </w:p>
+    <w:p>
+      <w:pPr>
+        <w:pStyle w:val="Heading2"/>
+      </w:pPr>
+      <w:r>
+        <w:rPr>
+          <w:rFonts w:ascii="黑体" w:hAnsi="黑体" w:eastAsia="黑体"/>
+          <w:sz w:val="24"/>
+        </w:rPr>
+        <w:t>5 系统管理与维护</w:t>
+      </w:r>
+    </w:p>
+    <w:p>
+      <w:pPr>
+        <w:pStyle w:val="Heading3"/>
+      </w:pPr>
+      <w:r>
+        <w:rPr>
+          <w:rFonts w:ascii="黑体" w:hAnsi="黑体" w:eastAsia="黑体"/>
+          <w:sz w:val="24"/>
+        </w:rPr>
+        <w:t>5.1 数据库文件管理</w:t>
+      </w:r>
+    </w:p>
+    <w:p>
+      <w:pPr>
+        <w:ind w:firstLine="420"/>
+      </w:pPr>
+      <w:r>
+        <w:rPr>
+          <w:rFonts w:ascii="宋体" w:hAnsi="宋体" w:eastAsia="宋体"/>
+          <w:sz w:val="24"/>
+        </w:rPr>
+        <w:t>软件的数据库文件默认位于用户主目录的 .fieldnote/corpus.db 路径。用户可通过菜单"文件 &gt; 另存为数据库"将数据库保存到自定义位置。</w:t>
+      </w:r>
+    </w:p>
+    <w:p>
+      <w:pPr>
+        <w:ind w:firstLine="420"/>
+      </w:pPr>
+      <w:r>
+        <w:rPr>
+          <w:rFonts w:ascii="宋体" w:hAnsi="宋体" w:eastAsia="宋体"/>
+          <w:sz w:val="24"/>
+        </w:rPr>
+        <w:t>数据库采用 SQLite 格式，兼容所有主流 SQLite 管理工具。数据库表结构包含自动迁移机制，当前 schema 版本为 4，支持从旧版本自动升级。</w:t>
+      </w:r>
+    </w:p>
+    <w:p>
+      <w:pPr>
+        <w:pStyle w:val="Heading3"/>
+      </w:pPr>
+      <w:r>
+        <w:rPr>
+          <w:rFonts w:ascii="黑体" w:hAnsi="黑体" w:eastAsia="黑体"/>
+          <w:sz w:val="24"/>
+        </w:rPr>
+        <w:t>5.2 日志系统</w:t>
+      </w:r>
+    </w:p>
+    <w:p>
+      <w:pPr>
+        <w:ind w:firstLine="420"/>
+      </w:pPr>
+      <w:r>
+        <w:rPr>
+          <w:rFonts w:ascii="宋体" w:hAnsi="宋体" w:eastAsia="宋体"/>
+          <w:sz w:val="24"/>
+        </w:rPr>
+        <w:t>软件内置日志记录系统，记录关键操作和异常信息。日志信息有助于排查软件使用中遇到的问题。</w:t>
+      </w:r>
+    </w:p>
+    <w:p>
+      <w:pPr>
+        <w:pStyle w:val="Heading3"/>
+      </w:pPr>
+      <w:r>
+        <w:rPr>
+          <w:rFonts w:ascii="黑体" w:hAnsi="黑体" w:eastAsia="黑体"/>
+          <w:sz w:val="24"/>
+        </w:rPr>
+        <w:t>5.3 单实例锁文件</w:t>
+      </w:r>
+    </w:p>
+    <w:p>
+      <w:pPr>
+        <w:ind w:firstLine="420"/>
+      </w:pPr>
+      <w:r>
+        <w:rPr>
+          <w:rFonts w:ascii="宋体" w:hAnsi="宋体" w:eastAsia="宋体"/>
+          <w:sz w:val="24"/>
+        </w:rPr>
+        <w:t>软件使用 Qt 的 QLockFile 机制在系统临时目录下创建 fieldnote_lite.lock 锁文件。如果软件异常退出导致锁文件残留，可手动删除该文件后重新启动软件。</w:t>
+      </w:r>
+    </w:p>
+    <w:p>
+      <w:pPr>
+        <w:pStyle w:val="Heading3"/>
+      </w:pPr>
+      <w:r>
+        <w:rPr>
+          <w:rFonts w:ascii="黑体" w:hAnsi="黑体" w:eastAsia="黑体"/>
+          <w:sz w:val="24"/>
+        </w:rPr>
+        <w:t>5.4 备份文件清理</w:t>
+      </w:r>
+    </w:p>
+    <w:p>
+      <w:pPr>
+        <w:ind w:firstLine="420"/>
+      </w:pPr>
+      <w:r>
+        <w:rPr>
+          <w:rFonts w:ascii="宋体" w:hAnsi="宋体" w:eastAsia="宋体"/>
+          <w:sz w:val="24"/>
+        </w:rPr>
+        <w:t>自动备份文件存储在 ~/.fieldnote/backups/ 目录下，软件会在每次创建新备份时自动清理 30 天前的旧备份文件，用户无需手动管理。</w:t>
+      </w:r>
+    </w:p>
+    <w:p>
+      <w:pPr>
+        <w:pStyle w:val="Heading3"/>
+      </w:pPr>
+      <w:r>
+        <w:rPr>
+          <w:rFonts w:ascii="黑体" w:hAnsi="黑体" w:eastAsia="黑体"/>
+          <w:sz w:val="24"/>
+        </w:rPr>
+        <w:t>5.5 AI 配置文件</w:t>
+      </w:r>
+    </w:p>
+    <w:p>
+      <w:pPr>
+        <w:ind w:firstLine="420"/>
+      </w:pPr>
+      <w:r>
+        <w:rPr>
+          <w:rFonts w:ascii="宋体" w:hAnsi="宋体" w:eastAsia="宋体"/>
+          <w:sz w:val="24"/>
+        </w:rPr>
+        <w:t>AI 相关的配置信息存储在 ~/.fieldnote/ai_config.json 文件中。API 密钥通过操作系统的 keyring 服务安全存储，配置文件中仅保留非敏感的设置项（如模型名称、服务地址等）。</w:t>
+      </w:r>
+    </w:p>
+    <w:p>
+      <w:pPr>
+        <w:pStyle w:val="Heading3"/>
+      </w:pPr>
+      <w:r>
+        <w:rPr>
+          <w:rFonts w:ascii="黑体" w:hAnsi="黑体" w:eastAsia="黑体"/>
+          <w:sz w:val="24"/>
+        </w:rPr>
+        <w:t>5.6 常见问题与解决方案</w:t>
+      </w:r>
+    </w:p>
+    <w:p>
+      <w:pPr>
+        <w:ind w:firstLine="420"/>
+      </w:pPr>
+      <w:r>
+        <w:rPr>
+          <w:rFonts w:ascii="宋体" w:hAnsi="宋体" w:eastAsia="宋体"/>
+          <w:sz w:val="24"/>
+        </w:rPr>
+        <w:t>（1）问题：启动软件时提示"程序已在运行"。</w:t>
+      </w:r>
+    </w:p>
+    <w:p>
+      <w:pPr>
+        <w:ind w:firstLine="420"/>
+      </w:pPr>
+      <w:r>
+        <w:rPr>
+          <w:rFonts w:ascii="宋体" w:hAnsi="宋体" w:eastAsia="宋体"/>
+          <w:sz w:val="24"/>
+        </w:rPr>
+        <w:t>解决方案：确认是否有其他 Fieldnotes Lite 实例正在运行。如果确认没有，找到系统临时目录下的 fieldnote_lite.lock 文件并删除，然后重新启动软件。</w:t>
+      </w:r>
+    </w:p>
+    <w:p>
+      <w:pPr>
+        <w:ind w:firstLine="420"/>
+      </w:pPr>
+      <w:r>
+        <w:rPr>
+          <w:rFonts w:ascii="宋体" w:hAnsi="宋体" w:eastAsia="宋体"/>
+          <w:sz w:val="24"/>
+        </w:rPr>
+        <w:t>（2）问题：IPA 字符显示为方块或乱码。</w:t>
+      </w:r>
+    </w:p>
+    <w:p>
+      <w:pPr>
+        <w:ind w:firstLine="420"/>
+      </w:pPr>
+      <w:r>
+        <w:rPr>
+          <w:rFonts w:ascii="宋体" w:hAnsi="宋体" w:eastAsia="宋体"/>
+          <w:sz w:val="24"/>
+        </w:rPr>
+        <w:t>解决方案：安装支持 IPA 字符的字体，如 Doulos SIL、Charis SIL 或 Gentium。软件默认使用 Doulos SIL Compact 字体显示原文。</w:t>
+      </w:r>
+    </w:p>
+    <w:p>
+      <w:pPr>
+        <w:ind w:firstLine="420"/>
+      </w:pPr>
+      <w:r>
+        <w:rPr>
+          <w:rFonts w:ascii="宋体" w:hAnsi="宋体" w:eastAsia="宋体"/>
+          <w:sz w:val="24"/>
+        </w:rPr>
+        <w:t>（3）问题：AI 功能无法使用。</w:t>
+      </w:r>
+    </w:p>
+    <w:p>
+      <w:pPr>
+        <w:ind w:firstLine="420"/>
+      </w:pPr>
+      <w:r>
+        <w:rPr>
+          <w:rFonts w:ascii="宋体" w:hAnsi="宋体" w:eastAsia="宋体"/>
+          <w:sz w:val="24"/>
+        </w:rPr>
+        <w:t>解决方案：检查 AI 设置是否正确配置。对于 Claude 或 OpenAI 兼容服务，确认 API 密钥是否有效。对于 Ollama，确认本地 Ollama 服务是否已启动并在指定端口运行。</w:t>
+      </w:r>
+    </w:p>
+    <w:p>
+      <w:pPr>
+        <w:ind w:firstLine="420"/>
+      </w:pPr>
+      <w:r>
+        <w:rPr>
+          <w:rFonts w:ascii="宋体" w:hAnsi="宋体" w:eastAsia="宋体"/>
+          <w:sz w:val="24"/>
+        </w:rPr>
+        <w:t>（4）问题：导出的 Word 文档中词对齐不准确。</w:t>
+      </w:r>
+    </w:p>
+    <w:p>
+      <w:pPr>
+        <w:ind w:firstLine="420"/>
+      </w:pPr>
+      <w:r>
+        <w:rPr>
+          <w:rFonts w:ascii="宋体" w:hAnsi="宋体" w:eastAsia="宋体"/>
+          <w:sz w:val="24"/>
+        </w:rPr>
+        <w:t>解决方案：确保原文和词汇分解字段中的词数相同，每个词之间用空格分隔。软件会根据空格将文本拆分为词单元进行对齐。</w:t>
       </w:r>
     </w:p>
     <w:sectPr>
-      <w:pgSz w:w="11906" w:h="16838"/>
-      <w:pgMar w:top="1440" w:right="1440" w:bottom="1440" w:left="1797" w:header="720" w:footer="720" w:gutter="0"/>
+      <w:headerReference w:type="default" r:id="rId9"/>
+      <w:footerReference w:type="default" r:id="rId10"/>
+      <w:pgSz w:w="12240" w:h="15840"/>
+      <w:pgMar w:top="1440" w:right="1797" w:bottom="1440" w:left="1797" w:header="720" w:footer="720" w:gutter="0"/>
       <w:cols w:space="720"/>
       <w:docGrid w:linePitch="360"/>
     </w:sectPr>
   </w:body>
 </w:document>
+</file>
+
+<file path=word/footer1.xml><?xml version="1.0" encoding="utf-8"?>
+<w:ftr xmlns:m="http://schemas.openxmlformats.org/officeDocument/2006/math" xmlns:mc="http://schemas.openxmlformats.org/markup-compatibility/2006" xmlns:mo="http://schemas.microsoft.com/office/mac/office/2008/main" xmlns:mv="urn:schemas-microsoft-com:mac:vml" xmlns:o="urn:schemas-microsoft-com:office:office" xmlns:r="http://schemas.openxmlformats.org/officeDocument/2006/relationships" xmlns:v="urn:schemas-microsoft-com:vml" xmlns:w10="urn:schemas-microsoft-com:office:word" xmlns:w14="http://schemas.microsoft.com/office/word/2010/wordml" xmlns:w="http://schemas.openxmlformats.org/wordprocessingml/2006/main" xmlns:wne="http://schemas.microsoft.com/office/word/2006/wordml" xmlns:wp14="http://schemas.microsoft.com/office/word/2010/wordprocessingDrawing" xmlns:wp="http://schemas.openxmlformats.org/drawingml/2006/wordprocessingDrawing" xmlns:wpc="http://schemas.microsoft.com/office/word/2010/wordprocessingCanvas" xmlns:wpg="http://schemas.microsoft.com/office/word/2010/wordprocessingGroup" xmlns:wpi="http://schemas.microsoft.com/office/word/2010/wordprocessingInk" xmlns:wps="http://schemas.microsoft.com/office/word/2010/wordprocessingShape" mc:Ignorable="w14 wp14">
+  <w:p>
+    <w:pPr>
+      <w:pStyle w:val="Footer"/>
+      <w:jc w:val="center"/>
+    </w:pPr>
+    <w:r>
+      <w:fldChar w:fldCharType="begin"/>
+    </w:r>
+    <w:r>
+      <w:instrText> PAGE </w:instrText>
+    </w:r>
+    <w:r>
+      <w:fldChar w:fldCharType="end"/>
+    </w:r>
+  </w:p>
+</w:ftr>
+</file>
+
+<file path=word/header1.xml><?xml version="1.0" encoding="utf-8"?>
+<w:hdr xmlns:m="http://schemas.openxmlformats.org/officeDocument/2006/math" xmlns:mc="http://schemas.openxmlformats.org/markup-compatibility/2006" xmlns:mo="http://schemas.microsoft.com/office/mac/office/2008/main" xmlns:mv="urn:schemas-microsoft-com:mac:vml" xmlns:o="urn:schemas-microsoft-com:office:office" xmlns:r="http://schemas.openxmlformats.org/officeDocument/2006/relationships" xmlns:v="urn:schemas-microsoft-com:vml" xmlns:w10="urn:schemas-microsoft-com:office:word" xmlns:w14="http://schemas.microsoft.com/office/word/2010/wordml" xmlns:w="http://schemas.openxmlformats.org/wordprocessingml/2006/main" xmlns:wne="http://schemas.microsoft.com/office/word/2006/wordml" xmlns:wp14="http://schemas.microsoft.com/office/word/2010/wordprocessingDrawing" xmlns:wp="http://schemas.openxmlformats.org/drawingml/2006/wordprocessingDrawing" xmlns:wpc="http://schemas.microsoft.com/office/word/2010/wordprocessingCanvas" xmlns:wpg="http://schemas.microsoft.com/office/word/2010/wordprocessingGroup" xmlns:wpi="http://schemas.microsoft.com/office/word/2010/wordprocessingInk" xmlns:wps="http://schemas.microsoft.com/office/word/2010/wordprocessingShape" mc:Ignorable="w14 wp14">
+  <w:p>
+    <w:pPr>
+      <w:pStyle w:val="Header"/>
+      <w:jc w:val="center"/>
+    </w:pPr>
+    <w:r>
+      <w:rPr>
+        <w:rFonts w:ascii="宋体" w:hAnsi="宋体" w:eastAsia="宋体"/>
+        <w:sz w:val="18"/>
+      </w:rPr>
+      <w:t>田野笔记管理工具软件</w:t>
+    </w:r>
+  </w:p>
+</w:hdr>
 </file>
 
 <file path=word/numbering.xml><?xml version="1.0" encoding="utf-8"?>
@@ -2177,6 +2995,10 @@
     <w:name w:val="Normal"/>
     <w:qFormat/>
     <w:rsid w:val="00FC693F"/>
+    <w:rPr>
+      <w:rFonts w:ascii="宋体" w:hAnsi="宋体" w:eastAsia="宋体"/>
+      <w:sz w:val="24"/>
+    </w:rPr>
   </w:style>
   <w:style w:type="paragraph" w:styleId="Header">
     <w:name w:val="header"/>
